--- a/video-film-editing/output/05 3.3b Nota Pembelajaran (Kertas Penerangan)/Core Abilities L1-L3 (format JPK)/KP-CA-03 KP1.3 WORKPLACE READING MATERIAL -(Bahan Bacaa (IT-072).docx
+++ b/video-film-editing/output/05 3.3b Nota Pembelajaran (Kertas Penerangan)/Core Abilities L1-L3 (format JPK)/KP-CA-03 KP1.3 WORKPLACE READING MATERIAL -(Bahan Bacaa (IT-072).docx
@@ -2,84 +2,705 @@
 <file path=word/document.xml><?xml version="1.0" encoding="utf-8"?>
 <w:document xmlns:wpc="http://schemas.microsoft.com/office/word/2010/wordprocessingCanvas" xmlns:mo="http://schemas.microsoft.com/office/mac/office/2008/main" xmlns:mc="http://schemas.openxmlformats.org/markup-compatibility/2006" xmlns:mv="urn:schemas-microsoft-com:mac:vml" xmlns:o="urn:schemas-microsoft-com:office:office" xmlns:r="http://schemas.openxmlformats.org/officeDocument/2006/relationships" xmlns:m="http://schemas.openxmlformats.org/officeDocument/2006/math" xmlns:v="urn:schemas-microsoft-com:vml" xmlns:wp14="http://schemas.microsoft.com/office/word/2010/wordprocessingDrawing" xmlns:wp="http://schemas.openxmlformats.org/drawingml/2006/wordprocessingDrawing" xmlns:w10="urn:schemas-microsoft-com:office:word" xmlns:w="http://schemas.openxmlformats.org/wordprocessingml/2006/main" xmlns:w14="http://schemas.microsoft.com/office/word/2010/wordml" xmlns:wpg="http://schemas.microsoft.com/office/word/2010/wordprocessingGroup" xmlns:wpi="http://schemas.microsoft.com/office/word/2010/wordprocessingInk" xmlns:wne="http://schemas.microsoft.com/office/word/2006/wordml" xmlns:wps="http://schemas.microsoft.com/office/word/2010/wordprocessingShape" mc:Ignorable="w14 wp14">
   <w:body>
+    <w:tbl>
+      <w:tblPr>
+        <w:tblW w:type="auto" w:w="0"/>
+        <w:jc w:val="center"/>
+        <w:tblLook w:firstColumn="1" w:firstRow="1" w:lastColumn="0" w:lastRow="0" w:noHBand="0" w:noVBand="1" w:val="04A0"/>
+        <w:tblBorders>
+          <w:top w:val="single" w:sz="4" w:space="0" w:color="000000"/>
+          <w:left w:val="single" w:sz="4" w:space="0" w:color="000000"/>
+          <w:bottom w:val="single" w:sz="4" w:space="0" w:color="000000"/>
+          <w:right w:val="single" w:sz="4" w:space="0" w:color="000000"/>
+          <w:insideH w:val="single" w:sz="4" w:space="0" w:color="000000"/>
+          <w:insideV w:val="single" w:sz="4" w:space="0" w:color="000000"/>
+        </w:tblBorders>
+      </w:tblPr>
+      <w:tblGrid>
+        <w:gridCol w:w="3213"/>
+        <w:gridCol w:w="3213"/>
+        <w:gridCol w:w="3213"/>
+      </w:tblGrid>
+      <w:tr>
+        <w:tc>
+          <w:tcPr>
+            <w:tcW w:type="dxa" w:w="2551"/>
+            <w:vAlign w:val="center"/>
+            <w:tcMar>
+              <w:top w:w="40" w:type="dxa"/>
+              <w:bottom w:w="40" w:type="dxa"/>
+              <w:start w:w="80" w:type="dxa"/>
+              <w:end w:w="80" w:type="dxa"/>
+            </w:tcMar>
+          </w:tcPr>
+          <w:p>
+            <w:pPr>
+              <w:jc w:val="left"/>
+            </w:pPr>
+            <w:r>
+              <w:drawing>
+                <wp:inline xmlns:a="http://schemas.openxmlformats.org/drawingml/2006/main" xmlns:pic="http://schemas.openxmlformats.org/drawingml/2006/picture">
+                  <wp:extent cx="885785" cy="1404000"/>
+                  <wp:docPr id="1" name="Picture 1"/>
+                  <wp:cNvGraphicFramePr>
+                    <a:graphicFrameLocks noChangeAspect="1"/>
+                  </wp:cNvGraphicFramePr>
+                  <a:graphic>
+                    <a:graphicData uri="http://schemas.openxmlformats.org/drawingml/2006/picture">
+                      <pic:pic>
+                        <pic:nvPicPr>
+                          <pic:cNvPr id="0" name="jpk-logo-official.png"/>
+                          <pic:cNvPicPr/>
+                        </pic:nvPicPr>
+                        <pic:blipFill>
+                          <a:blip r:embed="rId13"/>
+                          <a:stretch>
+                            <a:fillRect/>
+                          </a:stretch>
+                        </pic:blipFill>
+                        <pic:spPr>
+                          <a:xfrm>
+                            <a:off x="0" y="0"/>
+                            <a:ext cx="885785" cy="1404000"/>
+                          </a:xfrm>
+                          <a:prstGeom prst="rect"/>
+                        </pic:spPr>
+                      </pic:pic>
+                    </a:graphicData>
+                  </a:graphic>
+                </wp:inline>
+              </w:drawing>
+            </w:r>
+          </w:p>
+        </w:tc>
+        <w:tc>
+          <w:tcPr>
+            <w:tcW w:type="dxa" w:w="2268"/>
+            <w:gridSpan w:val="2"/>
+            <w:tcMar>
+              <w:top w:w="40" w:type="dxa"/>
+              <w:bottom w:w="40" w:type="dxa"/>
+              <w:start w:w="80" w:type="dxa"/>
+              <w:end w:w="80" w:type="dxa"/>
+            </w:tcMar>
+            <w:tcMar>
+              <w:top w:w="40" w:type="dxa"/>
+              <w:bottom w:w="40" w:type="dxa"/>
+              <w:start w:w="80" w:type="dxa"/>
+              <w:end w:w="80" w:type="dxa"/>
+            </w:tcMar>
+          </w:tcPr>
+          <w:p>
+            <w:r/>
+            <w:r>
+              <w:rPr>
+                <w:rFonts w:ascii="Arial" w:hAnsi="Arial"/>
+                <w:b/>
+                <w:sz w:val="22"/>
+              </w:rPr>
+              <w:t>JABATAN PEMBANGUNAN KEMAHIRAN</w:t>
+            </w:r>
+          </w:p>
+          <w:p>
+            <w:r>
+              <w:rPr>
+                <w:rFonts w:ascii="Arial" w:hAnsi="Arial"/>
+                <w:b/>
+                <w:sz w:val="22"/>
+              </w:rPr>
+              <w:t>KEMENTERIAN SUMBER MANUSIA</w:t>
+            </w:r>
+          </w:p>
+          <w:p>
+            <w:r>
+              <w:rPr>
+                <w:rFonts w:ascii="Arial" w:hAnsi="Arial"/>
+                <w:b/>
+                <w:sz w:val="22"/>
+              </w:rPr>
+              <w:t>ARAS 7 &amp; 8 BLOK D4, KOMPLEK D</w:t>
+            </w:r>
+          </w:p>
+          <w:p>
+            <w:r>
+              <w:rPr>
+                <w:rFonts w:ascii="Arial" w:hAnsi="Arial"/>
+                <w:b/>
+                <w:sz w:val="22"/>
+              </w:rPr>
+              <w:t>PUSAT PENTADBIRAN KERAJAAN PERSEKUTUAN</w:t>
+            </w:r>
+          </w:p>
+          <w:p>
+            <w:r>
+              <w:rPr>
+                <w:rFonts w:ascii="Arial" w:hAnsi="Arial"/>
+                <w:b/>
+                <w:sz w:val="22"/>
+              </w:rPr>
+              <w:t>62530 PUTRAJAYA</w:t>
+            </w:r>
+          </w:p>
+          <w:p/>
+          <w:p>
+            <w:r>
+              <w:rPr>
+                <w:rFonts w:ascii="Arial" w:hAnsi="Arial"/>
+                <w:b/>
+                <w:sz w:val="40"/>
+              </w:rPr>
+              <w:t>KERTAS PENERANGAN</w:t>
+            </w:r>
+          </w:p>
+          <w:p>
+            <w:r>
+              <w:rPr>
+                <w:rFonts w:ascii="Arial" w:hAnsi="Arial"/>
+                <w:b/>
+                <w:sz w:val="24"/>
+              </w:rPr>
+              <w:t>(</w:t>
+            </w:r>
+            <w:r>
+              <w:rPr>
+                <w:rFonts w:ascii="Arial" w:hAnsi="Arial"/>
+                <w:b/>
+                <w:i/>
+                <w:sz w:val="24"/>
+              </w:rPr>
+              <w:t>INFORMATION SHEET</w:t>
+            </w:r>
+            <w:r>
+              <w:rPr>
+                <w:rFonts w:ascii="Arial" w:hAnsi="Arial"/>
+                <w:b/>
+                <w:sz w:val="24"/>
+              </w:rPr>
+              <w:t>)</w:t>
+            </w:r>
+          </w:p>
+        </w:tc>
+      </w:tr>
+      <w:tr>
+        <w:tc>
+          <w:tcPr>
+            <w:tcW w:type="dxa" w:w="2551"/>
+            <w:tcMar>
+              <w:top w:w="40" w:type="dxa"/>
+              <w:bottom w:w="40" w:type="dxa"/>
+              <w:start w:w="80" w:type="dxa"/>
+              <w:end w:w="80" w:type="dxa"/>
+            </w:tcMar>
+          </w:tcPr>
+          <w:p>
+            <w:r/>
+            <w:r>
+              <w:rPr>
+                <w:rFonts w:ascii="Arial" w:hAnsi="Arial"/>
+                <w:b/>
+                <w:sz w:val="22"/>
+              </w:rPr>
+              <w:t xml:space="preserve">KOD DAN NAMA PROGRAM / </w:t>
+            </w:r>
+            <w:r>
+              <w:rPr>
+                <w:rFonts w:ascii="Arial" w:hAnsi="Arial"/>
+                <w:b/>
+                <w:i/>
+                <w:sz w:val="22"/>
+              </w:rPr>
+              <w:t>PROGRAM'S CODE AND NAME</w:t>
+            </w:r>
+          </w:p>
+        </w:tc>
+        <w:tc>
+          <w:tcPr>
+            <w:tcW w:type="dxa" w:w="2268"/>
+            <w:gridSpan w:val="2"/>
+            <w:tcMar>
+              <w:top w:w="40" w:type="dxa"/>
+              <w:bottom w:w="40" w:type="dxa"/>
+              <w:start w:w="80" w:type="dxa"/>
+              <w:end w:w="80" w:type="dxa"/>
+            </w:tcMar>
+            <w:tcMar>
+              <w:top w:w="40" w:type="dxa"/>
+              <w:bottom w:w="40" w:type="dxa"/>
+              <w:start w:w="80" w:type="dxa"/>
+              <w:end w:w="80" w:type="dxa"/>
+            </w:tcMar>
+          </w:tcPr>
+          <w:p>
+            <w:r/>
+            <w:r>
+              <w:rPr>
+                <w:rFonts w:ascii="Arial" w:hAnsi="Arial"/>
+                <w:b/>
+                <w:i w:val="0"/>
+                <w:sz w:val="22"/>
+              </w:rPr>
+              <w:t>Z-009-1:2015 CORE ABILITIES (untuk program IT-072-3:2012 VIDEO / FILM (EDITING))</w:t>
+            </w:r>
+          </w:p>
+        </w:tc>
+      </w:tr>
+      <w:tr>
+        <w:tc>
+          <w:tcPr>
+            <w:tcW w:type="dxa" w:w="2551"/>
+            <w:tcMar>
+              <w:top w:w="40" w:type="dxa"/>
+              <w:bottom w:w="40" w:type="dxa"/>
+              <w:start w:w="80" w:type="dxa"/>
+              <w:end w:w="80" w:type="dxa"/>
+            </w:tcMar>
+          </w:tcPr>
+          <w:p>
+            <w:r/>
+            <w:r>
+              <w:rPr>
+                <w:rFonts w:ascii="Arial" w:hAnsi="Arial"/>
+                <w:b/>
+                <w:sz w:val="22"/>
+              </w:rPr>
+              <w:t xml:space="preserve">TAHAP / </w:t>
+            </w:r>
+            <w:r>
+              <w:rPr>
+                <w:rFonts w:ascii="Arial" w:hAnsi="Arial"/>
+                <w:b/>
+                <w:i/>
+                <w:sz w:val="22"/>
+              </w:rPr>
+              <w:t>LEVEL</w:t>
+            </w:r>
+          </w:p>
+        </w:tc>
+        <w:tc>
+          <w:tcPr>
+            <w:tcW w:type="dxa" w:w="2268"/>
+            <w:gridSpan w:val="2"/>
+            <w:tcMar>
+              <w:top w:w="40" w:type="dxa"/>
+              <w:bottom w:w="40" w:type="dxa"/>
+              <w:start w:w="80" w:type="dxa"/>
+              <w:end w:w="80" w:type="dxa"/>
+            </w:tcMar>
+            <w:tcMar>
+              <w:top w:w="40" w:type="dxa"/>
+              <w:bottom w:w="40" w:type="dxa"/>
+              <w:start w:w="80" w:type="dxa"/>
+              <w:end w:w="80" w:type="dxa"/>
+            </w:tcMar>
+          </w:tcPr>
+          <w:p>
+            <w:r/>
+            <w:r>
+              <w:rPr>
+                <w:rFonts w:ascii="Arial" w:hAnsi="Arial"/>
+                <w:b/>
+                <w:i w:val="0"/>
+                <w:sz w:val="22"/>
+              </w:rPr>
+              <w:t>1</w:t>
+            </w:r>
+          </w:p>
+        </w:tc>
+      </w:tr>
+      <w:tr>
+        <w:tc>
+          <w:tcPr>
+            <w:tcW w:type="dxa" w:w="2551"/>
+            <w:tcMar>
+              <w:top w:w="40" w:type="dxa"/>
+              <w:bottom w:w="40" w:type="dxa"/>
+              <w:start w:w="80" w:type="dxa"/>
+              <w:end w:w="80" w:type="dxa"/>
+            </w:tcMar>
+          </w:tcPr>
+          <w:p>
+            <w:r/>
+            <w:r>
+              <w:rPr>
+                <w:rFonts w:ascii="Arial" w:hAnsi="Arial"/>
+                <w:b/>
+                <w:sz w:val="22"/>
+              </w:rPr>
+              <w:t xml:space="preserve">NO. DAN TAJUK KEBOLEHAN TERAS / </w:t>
+            </w:r>
+            <w:r>
+              <w:rPr>
+                <w:rFonts w:ascii="Arial" w:hAnsi="Arial"/>
+                <w:b/>
+                <w:i/>
+                <w:sz w:val="22"/>
+              </w:rPr>
+              <w:t>CORE ABILITY NO. AND TITLE</w:t>
+            </w:r>
+          </w:p>
+        </w:tc>
+        <w:tc>
+          <w:tcPr>
+            <w:tcW w:type="dxa" w:w="2268"/>
+            <w:gridSpan w:val="2"/>
+            <w:tcMar>
+              <w:top w:w="40" w:type="dxa"/>
+              <w:bottom w:w="40" w:type="dxa"/>
+              <w:start w:w="80" w:type="dxa"/>
+              <w:end w:w="80" w:type="dxa"/>
+            </w:tcMar>
+            <w:tcMar>
+              <w:top w:w="40" w:type="dxa"/>
+              <w:bottom w:w="40" w:type="dxa"/>
+              <w:start w:w="80" w:type="dxa"/>
+              <w:end w:w="80" w:type="dxa"/>
+            </w:tcMar>
+          </w:tcPr>
+          <w:p>
+            <w:r/>
+            <w:r>
+              <w:rPr>
+                <w:rFonts w:ascii="Arial" w:hAnsi="Arial"/>
+                <w:b/>
+                <w:i w:val="0"/>
+                <w:sz w:val="22"/>
+              </w:rPr>
+              <w:t>CA01 BASIC WORKING COMMUNICATION (KEBOLEHAN KERJA ASAS KOMUNIKASI)</w:t>
+            </w:r>
+          </w:p>
+        </w:tc>
+      </w:tr>
+      <w:tr>
+        <w:tc>
+          <w:tcPr>
+            <w:tcW w:type="dxa" w:w="2551"/>
+            <w:tcMar>
+              <w:top w:w="40" w:type="dxa"/>
+              <w:bottom w:w="40" w:type="dxa"/>
+              <w:start w:w="80" w:type="dxa"/>
+              <w:end w:w="80" w:type="dxa"/>
+            </w:tcMar>
+          </w:tcPr>
+          <w:p>
+            <w:r/>
+            <w:r>
+              <w:rPr>
+                <w:rFonts w:ascii="Arial" w:hAnsi="Arial"/>
+                <w:b/>
+                <w:sz w:val="22"/>
+              </w:rPr>
+              <w:t xml:space="preserve">NO. DAN PENYATAAN KEBOLEHAN / </w:t>
+            </w:r>
+            <w:r>
+              <w:rPr>
+                <w:rFonts w:ascii="Arial" w:hAnsi="Arial"/>
+                <w:b/>
+                <w:i/>
+                <w:sz w:val="22"/>
+              </w:rPr>
+              <w:t>ABILITY NO. AND STATEMENT</w:t>
+            </w:r>
+          </w:p>
+        </w:tc>
+        <w:tc>
+          <w:tcPr>
+            <w:tcW w:type="dxa" w:w="2268"/>
+            <w:gridSpan w:val="2"/>
+            <w:tcMar>
+              <w:top w:w="40" w:type="dxa"/>
+              <w:bottom w:w="40" w:type="dxa"/>
+              <w:start w:w="80" w:type="dxa"/>
+              <w:end w:w="80" w:type="dxa"/>
+            </w:tcMar>
+            <w:tcMar>
+              <w:top w:w="40" w:type="dxa"/>
+              <w:bottom w:w="40" w:type="dxa"/>
+              <w:start w:w="80" w:type="dxa"/>
+              <w:end w:w="80" w:type="dxa"/>
+            </w:tcMar>
+          </w:tcPr>
+          <w:p>
+            <w:r/>
+            <w:r>
+              <w:rPr>
+                <w:rFonts w:ascii="Arial" w:hAnsi="Arial"/>
+                <w:b/>
+                <w:i w:val="0"/>
+                <w:sz w:val="22"/>
+              </w:rPr>
+              <w:t xml:space="preserve">01.03 UNDERSTAND READING MATERIAL </w:t>
+            </w:r>
+            <w:r>
+              <w:rPr>
+                <w:rFonts w:ascii="Arial" w:hAnsi="Arial"/>
+                <w:b/>
+                <w:i/>
+                <w:sz w:val="22"/>
+              </w:rPr>
+              <w:t>(Memahami bahan bacaan)</w:t>
+            </w:r>
+          </w:p>
+        </w:tc>
+      </w:tr>
+      <w:tr>
+        <w:tc>
+          <w:tcPr>
+            <w:tcW w:type="dxa" w:w="2551"/>
+            <w:tcMar>
+              <w:top w:w="40" w:type="dxa"/>
+              <w:bottom w:w="40" w:type="dxa"/>
+              <w:start w:w="80" w:type="dxa"/>
+              <w:end w:w="80" w:type="dxa"/>
+            </w:tcMar>
+          </w:tcPr>
+          <w:p>
+            <w:r/>
+            <w:r>
+              <w:rPr>
+                <w:rFonts w:ascii="Arial" w:hAnsi="Arial"/>
+                <w:b/>
+                <w:sz w:val="22"/>
+              </w:rPr>
+              <w:t xml:space="preserve">NO. KOD / </w:t>
+            </w:r>
+            <w:r>
+              <w:rPr>
+                <w:rFonts w:ascii="Arial" w:hAnsi="Arial"/>
+                <w:b/>
+                <w:i/>
+                <w:sz w:val="22"/>
+              </w:rPr>
+              <w:t>CODE NO.</w:t>
+            </w:r>
+          </w:p>
+        </w:tc>
+        <w:tc>
+          <w:tcPr>
+            <w:tcW w:type="dxa" w:w="4819"/>
+            <w:tcMar>
+              <w:top w:w="40" w:type="dxa"/>
+              <w:bottom w:w="40" w:type="dxa"/>
+              <w:start w:w="80" w:type="dxa"/>
+              <w:end w:w="80" w:type="dxa"/>
+            </w:tcMar>
+          </w:tcPr>
+          <w:p>
+            <w:r/>
+            <w:r>
+              <w:rPr>
+                <w:rFonts w:ascii="Arial" w:hAnsi="Arial"/>
+                <w:b/>
+                <w:i w:val="0"/>
+                <w:sz w:val="22"/>
+              </w:rPr>
+              <w:t>Z-009-1:2015-M01/P(3/3)</w:t>
+            </w:r>
+          </w:p>
+        </w:tc>
+        <w:tc>
+          <w:tcPr>
+            <w:tcW w:type="dxa" w:w="2268"/>
+            <w:tcMar>
+              <w:top w:w="40" w:type="dxa"/>
+              <w:bottom w:w="40" w:type="dxa"/>
+              <w:start w:w="80" w:type="dxa"/>
+              <w:end w:w="80" w:type="dxa"/>
+            </w:tcMar>
+          </w:tcPr>
+          <w:p>
+            <w:r/>
+            <w:r>
+              <w:rPr>
+                <w:rFonts w:ascii="Arial" w:hAnsi="Arial"/>
+                <w:b/>
+                <w:sz w:val="22"/>
+              </w:rPr>
+              <w:t xml:space="preserve">Mukasurat / </w:t>
+            </w:r>
+            <w:r>
+              <w:rPr>
+                <w:rFonts w:ascii="Arial" w:hAnsi="Arial"/>
+                <w:b/>
+                <w:i/>
+                <w:sz w:val="22"/>
+              </w:rPr>
+              <w:t>Page</w:t>
+            </w:r>
+            <w:r>
+              <w:rPr>
+                <w:rFonts w:ascii="Arial" w:hAnsi="Arial"/>
+                <w:b/>
+                <w:sz w:val="22"/>
+              </w:rPr>
+              <w:t xml:space="preserve"> : </w:t>
+            </w:r>
+            <w:r>
+              <w:rPr>
+                <w:rFonts w:ascii="Arial" w:hAnsi="Arial"/>
+                <w:b/>
+                <w:sz w:val="22"/>
+              </w:rPr>
+              <w:fldChar w:fldCharType="begin"/>
+              <w:instrText xml:space="preserve">PAGE</w:instrText>
+              <w:fldChar w:fldCharType="separate"/>
+              <w:t>1</w:t>
+              <w:fldChar w:fldCharType="end"/>
+            </w:r>
+          </w:p>
+          <w:p>
+            <w:r>
+              <w:rPr>
+                <w:rFonts w:ascii="Arial" w:hAnsi="Arial"/>
+                <w:b/>
+                <w:sz w:val="22"/>
+              </w:rPr>
+              <w:t xml:space="preserve">Drpd / </w:t>
+            </w:r>
+            <w:r>
+              <w:rPr>
+                <w:rFonts w:ascii="Arial" w:hAnsi="Arial"/>
+                <w:b/>
+                <w:i/>
+                <w:sz w:val="22"/>
+              </w:rPr>
+              <w:t>of</w:t>
+            </w:r>
+            <w:r>
+              <w:rPr>
+                <w:rFonts w:ascii="Arial" w:hAnsi="Arial"/>
+                <w:b/>
+                <w:sz w:val="22"/>
+              </w:rPr>
+              <w:t xml:space="preserve"> : </w:t>
+            </w:r>
+            <w:r>
+              <w:rPr>
+                <w:rFonts w:ascii="Arial" w:hAnsi="Arial"/>
+                <w:b/>
+                <w:sz w:val="22"/>
+              </w:rPr>
+              <w:fldChar w:fldCharType="begin"/>
+              <w:instrText xml:space="preserve">NUMPAGES</w:instrText>
+              <w:fldChar w:fldCharType="separate"/>
+              <w:t>1</w:t>
+              <w:fldChar w:fldCharType="end"/>
+            </w:r>
+          </w:p>
+        </w:tc>
+      </w:tr>
+    </w:tbl>
+    <w:p/>
     <w:p>
+      <w:pPr>
+        <w:spacing w:line="276" w:lineRule="auto" w:after="120"/>
+        <w:jc w:val="left"/>
+      </w:pPr>
       <w:r>
         <w:rPr>
-          <w:rFonts w:ascii="Arial" w:hAnsi="Arial"/>
+          <w:rFonts w:ascii="Arial" w:hAnsi="Arial" w:cs="Arial"/>
           <w:b/>
-          <w:sz w:val="24"/>
+          <w:color w:val="000000"/>
+          <w:sz w:val="22"/>
         </w:rPr>
         <w:t>TAJUK</w:t>
       </w:r>
       <w:r>
         <w:rPr>
-          <w:rFonts w:ascii="Arial" w:hAnsi="Arial"/>
+          <w:rFonts w:ascii="Arial" w:hAnsi="Arial" w:cs="Arial"/>
           <w:b/>
-          <w:sz w:val="24"/>
+          <w:color w:val="000000"/>
+          <w:sz w:val="22"/>
         </w:rPr>
         <w:t>/</w:t>
       </w:r>
       <w:r>
         <w:rPr>
-          <w:rFonts w:ascii="Arial" w:hAnsi="Arial"/>
+          <w:rFonts w:ascii="Arial" w:hAnsi="Arial" w:cs="Arial"/>
           <w:b/>
           <w:i/>
-          <w:sz w:val="24"/>
+          <w:color w:val="000000"/>
+          <w:sz w:val="22"/>
         </w:rPr>
         <w:t>TITLE</w:t>
       </w:r>
       <w:r>
         <w:rPr>
-          <w:rFonts w:ascii="Arial" w:hAnsi="Arial"/>
+          <w:rFonts w:ascii="Arial" w:hAnsi="Arial" w:cs="Arial"/>
           <w:b/>
-          <w:sz w:val="24"/>
+          <w:color w:val="000000"/>
+          <w:sz w:val="22"/>
         </w:rPr>
         <w:t>:</w:t>
       </w:r>
       <w:r>
+        <w:rPr>
+          <w:rFonts w:ascii="Arial" w:hAnsi="Arial" w:cs="Arial"/>
+          <w:color w:val="000000"/>
+          <w:sz w:val="22"/>
+        </w:rPr>
         <w:t xml:space="preserve">  </w:t>
       </w:r>
       <w:r>
         <w:rPr>
-          <w:rFonts w:ascii="Arial" w:hAnsi="Arial"/>
+          <w:rFonts w:ascii="Arial" w:hAnsi="Arial" w:cs="Arial"/>
           <w:b/>
-          <w:sz w:val="24"/>
+          <w:i w:val="0"/>
+          <w:color w:val="000000"/>
+          <w:sz w:val="22"/>
         </w:rPr>
-        <w:t>WORKPLACE READING MATERIAL *(Bahan Bacaan Di Tempat Kerja)*</w:t>
+        <w:t xml:space="preserve">WORKPLACE READING MATERIAL </w:t>
+      </w:r>
+      <w:r>
+        <w:rPr>
+          <w:rFonts w:ascii="Arial" w:hAnsi="Arial" w:cs="Arial"/>
+          <w:b/>
+          <w:i/>
+          <w:color w:val="000000"/>
+          <w:sz w:val="22"/>
+        </w:rPr>
+        <w:t>(Bahan Bacaan Di Tempat Kerja)</w:t>
       </w:r>
     </w:p>
     <w:p/>
     <w:p>
+      <w:pPr>
+        <w:spacing w:line="276" w:lineRule="auto" w:after="120"/>
+        <w:jc w:val="left"/>
+      </w:pPr>
       <w:r>
         <w:rPr>
-          <w:rFonts w:ascii="Arial" w:hAnsi="Arial"/>
+          <w:rFonts w:ascii="Arial" w:hAnsi="Arial" w:cs="Arial"/>
           <w:b/>
-          <w:sz w:val="24"/>
+          <w:color w:val="000000"/>
+          <w:sz w:val="22"/>
         </w:rPr>
         <w:t>TUJUAN</w:t>
       </w:r>
       <w:r>
         <w:rPr>
-          <w:rFonts w:ascii="Arial" w:hAnsi="Arial"/>
+          <w:rFonts w:ascii="Arial" w:hAnsi="Arial" w:cs="Arial"/>
           <w:b/>
-          <w:sz w:val="24"/>
+          <w:color w:val="000000"/>
+          <w:sz w:val="22"/>
         </w:rPr>
         <w:t>/</w:t>
       </w:r>
       <w:r>
         <w:rPr>
-          <w:rFonts w:ascii="Arial" w:hAnsi="Arial"/>
+          <w:rFonts w:ascii="Arial" w:hAnsi="Arial" w:cs="Arial"/>
           <w:b/>
           <w:i/>
-          <w:sz w:val="24"/>
+          <w:color w:val="000000"/>
+          <w:sz w:val="22"/>
         </w:rPr>
         <w:t>PURPOSE</w:t>
       </w:r>
       <w:r>
         <w:rPr>
-          <w:rFonts w:ascii="Arial" w:hAnsi="Arial"/>
+          <w:rFonts w:ascii="Arial" w:hAnsi="Arial" w:cs="Arial"/>
           <w:b/>
-          <w:sz w:val="24"/>
+          <w:color w:val="000000"/>
+          <w:sz w:val="22"/>
         </w:rPr>
         <w:t>:</w:t>
       </w:r>
@@ -87,13 +708,15 @@
     <w:p/>
     <w:p>
       <w:pPr>
-        <w:spacing w:after="160"/>
+        <w:spacing w:after="120" w:line="276" w:lineRule="auto"/>
+        <w:jc w:val="left"/>
       </w:pPr>
       <w:r>
         <w:rPr>
-          <w:rFonts w:ascii="Arial" w:hAnsi="Arial"/>
+          <w:rFonts w:ascii="Arial" w:hAnsi="Arial" w:cs="Arial"/>
           <w:b w:val="0"/>
           <w:i w:val="0"/>
+          <w:color w:val="000000"/>
           <w:sz w:val="22"/>
         </w:rPr>
         <w:t>Kertas Penerangan ini bertujuan menerangkan keperluan memahami bahan bacaan di tempat kerja. Seseorang yang cekap dalam CA ini mesti dapat menerangkan secara ringkas jenis-jenis bahan bacaan kerja.</w:t>
@@ -101,49 +724,59 @@
     </w:p>
     <w:p>
       <w:pPr>
-        <w:spacing w:after="160"/>
+        <w:spacing w:after="120" w:line="276" w:lineRule="auto"/>
+        <w:jc w:val="left"/>
       </w:pPr>
       <w:r>
         <w:rPr>
-          <w:rFonts w:ascii="Arial" w:hAnsi="Arial"/>
+          <w:rFonts w:ascii="Arial" w:hAnsi="Arial" w:cs="Arial"/>
           <w:b w:val="0"/>
           <w:i/>
+          <w:color w:val="000000"/>
           <w:sz w:val="22"/>
         </w:rPr>
         <w:t>(PURPOSE — rasmi: "This information sheet is intended to describes the requirement to understand reading materials at the workplace. The person who is competent in this CA shall be able explain briefly about type of working reading materials.")</w:t>
       </w:r>
     </w:p>
     <w:p>
+      <w:pPr>
+        <w:spacing w:line="276" w:lineRule="auto" w:after="120"/>
+        <w:jc w:val="left"/>
+      </w:pPr>
       <w:r>
         <w:rPr>
-          <w:rFonts w:ascii="Arial" w:hAnsi="Arial"/>
+          <w:rFonts w:ascii="Arial" w:hAnsi="Arial" w:cs="Arial"/>
           <w:b/>
-          <w:sz w:val="24"/>
+          <w:color w:val="000000"/>
+          <w:sz w:val="22"/>
         </w:rPr>
         <w:t>PENERANGAN</w:t>
       </w:r>
       <w:r>
         <w:rPr>
-          <w:rFonts w:ascii="Arial" w:hAnsi="Arial"/>
+          <w:rFonts w:ascii="Arial" w:hAnsi="Arial" w:cs="Arial"/>
           <w:b/>
-          <w:sz w:val="24"/>
+          <w:color w:val="000000"/>
+          <w:sz w:val="22"/>
         </w:rPr>
         <w:t>/</w:t>
       </w:r>
       <w:r>
         <w:rPr>
-          <w:rFonts w:ascii="Arial" w:hAnsi="Arial"/>
+          <w:rFonts w:ascii="Arial" w:hAnsi="Arial" w:cs="Arial"/>
           <w:b/>
           <w:i/>
-          <w:sz w:val="24"/>
+          <w:color w:val="000000"/>
+          <w:sz w:val="22"/>
         </w:rPr>
         <w:t>INFORMATION</w:t>
       </w:r>
       <w:r>
         <w:rPr>
-          <w:rFonts w:ascii="Arial" w:hAnsi="Arial"/>
+          <w:rFonts w:ascii="Arial" w:hAnsi="Arial" w:cs="Arial"/>
           <w:b/>
-          <w:sz w:val="24"/>
+          <w:color w:val="000000"/>
+          <w:sz w:val="22"/>
         </w:rPr>
         <w:t>:</w:t>
       </w:r>
@@ -151,54 +784,61 @@
     <w:p/>
     <w:p>
       <w:pPr>
-        <w:spacing w:before="200"/>
+        <w:spacing w:before="120" w:after="120" w:line="276" w:lineRule="auto"/>
+        <w:jc w:val="left"/>
       </w:pPr>
       <w:r>
         <w:rPr>
-          <w:rFonts w:ascii="Arial" w:hAnsi="Arial"/>
+          <w:rFonts w:ascii="Arial" w:hAnsi="Arial" w:cs="Arial"/>
           <w:b/>
           <w:i w:val="0"/>
-          <w:sz w:val="24"/>
+          <w:color w:val="000000"/>
+          <w:sz w:val="22"/>
         </w:rPr>
         <w:t xml:space="preserve">1. Types Of Reading Materials </w:t>
       </w:r>
       <w:r>
         <w:rPr>
-          <w:rFonts w:ascii="Arial" w:hAnsi="Arial"/>
+          <w:rFonts w:ascii="Arial" w:hAnsi="Arial" w:cs="Arial"/>
           <w:b/>
           <w:i/>
-          <w:sz w:val="24"/>
+          <w:color w:val="000000"/>
+          <w:sz w:val="22"/>
         </w:rPr>
         <w:t>(Jenis-jenis Bahan Bacaan)</w:t>
       </w:r>
     </w:p>
     <w:p>
       <w:pPr>
-        <w:spacing w:after="160"/>
+        <w:spacing w:after="120" w:line="276" w:lineRule="auto"/>
+        <w:jc w:val="left"/>
       </w:pPr>
       <w:r>
         <w:rPr>
-          <w:rFonts w:ascii="Arial" w:hAnsi="Arial"/>
+          <w:rFonts w:ascii="Arial" w:hAnsi="Arial" w:cs="Arial"/>
           <w:b w:val="0"/>
           <w:i w:val="0"/>
+          <w:color w:val="000000"/>
           <w:sz w:val="22"/>
         </w:rPr>
         <w:t xml:space="preserve">Keupayaan membaca dan memahami bahan bacaan adalah keperluan penting di kebanyakan tempat kerja. Contoh bahan bacaan yang relevan dengan tempat kerja termasuk manual prosedur, SOP, arahan operasi, bahan penyelidikan, surat-menyurat rasmi, peta jalan, dokumen komputer dan e-mel. Bahan bacaan yang ditulis dalam bahasa kerja yang mudah dapat membantu seseorang memahami maklumat dan arahan berkaitan tempat kerja dengan memecahkan maklumat kompleks dan menerangkannya dalam bahasa mudah, tanpa istilah teknikal </w:t>
       </w:r>
       <w:r>
         <w:rPr>
-          <w:rFonts w:ascii="Arial" w:hAnsi="Arial"/>
+          <w:rFonts w:ascii="Arial" w:hAnsi="Arial" w:cs="Arial"/>
           <w:b w:val="0"/>
           <w:i/>
+          <w:color w:val="000000"/>
           <w:sz w:val="22"/>
         </w:rPr>
         <w:t>(jargon)</w:t>
       </w:r>
       <w:r>
         <w:rPr>
-          <w:rFonts w:ascii="Arial" w:hAnsi="Arial"/>
+          <w:rFonts w:ascii="Arial" w:hAnsi="Arial" w:cs="Arial"/>
           <w:b w:val="0"/>
           <w:i w:val="0"/>
+          <w:color w:val="000000"/>
           <w:sz w:val="22"/>
         </w:rPr>
         <w:t>.</w:t>
@@ -206,13 +846,15 @@
     </w:p>
     <w:p>
       <w:pPr>
-        <w:spacing w:after="160"/>
+        <w:spacing w:after="120" w:line="276" w:lineRule="auto"/>
+        <w:jc w:val="left"/>
       </w:pPr>
       <w:r>
         <w:rPr>
-          <w:rFonts w:ascii="Arial" w:hAnsi="Arial"/>
+          <w:rFonts w:ascii="Arial" w:hAnsi="Arial" w:cs="Arial"/>
           <w:b w:val="0"/>
           <w:i/>
+          <w:color w:val="000000"/>
           <w:sz w:val="22"/>
         </w:rPr>
         <w:t>(Rujuk Figure 1: Signboard dalam KP rasmi.)</w:t>
@@ -220,130 +862,145 @@
     </w:p>
     <w:p>
       <w:pPr>
-        <w:spacing w:after="160"/>
+        <w:spacing w:after="120" w:line="276" w:lineRule="auto"/>
+        <w:jc w:val="left"/>
       </w:pPr>
       <w:r>
         <w:rPr>
-          <w:rFonts w:ascii="Arial" w:hAnsi="Arial"/>
+          <w:rFonts w:ascii="Arial" w:hAnsi="Arial" w:cs="Arial"/>
           <w:b w:val="0"/>
           <w:i/>
+          <w:color w:val="000000"/>
           <w:sz w:val="22"/>
         </w:rPr>
         <w:t>Contoh studio:</w:t>
       </w:r>
       <w:r>
         <w:rPr>
-          <w:rFonts w:ascii="Arial" w:hAnsi="Arial"/>
+          <w:rFonts w:ascii="Arial" w:hAnsi="Arial" w:cs="Arial"/>
           <w:b w:val="0"/>
           <w:i w:val="0"/>
+          <w:color w:val="000000"/>
           <w:sz w:val="22"/>
         </w:rPr>
         <w:t xml:space="preserve"> di studio penyuntingan video 3U, bahan bacaan harian termasuk manual prosedur </w:t>
       </w:r>
       <w:r>
         <w:rPr>
-          <w:rFonts w:ascii="Arial" w:hAnsi="Arial"/>
+          <w:rFonts w:ascii="Arial" w:hAnsi="Arial" w:cs="Arial"/>
           <w:b w:val="0"/>
           <w:i/>
+          <w:color w:val="000000"/>
           <w:sz w:val="22"/>
         </w:rPr>
         <w:t>ingest</w:t>
       </w:r>
       <w:r>
         <w:rPr>
-          <w:rFonts w:ascii="Arial" w:hAnsi="Arial"/>
+          <w:rFonts w:ascii="Arial" w:hAnsi="Arial" w:cs="Arial"/>
           <w:b w:val="0"/>
           <w:i w:val="0"/>
+          <w:color w:val="000000"/>
           <w:sz w:val="22"/>
         </w:rPr>
         <w:t xml:space="preserve"> footage, </w:t>
       </w:r>
       <w:r>
         <w:rPr>
-          <w:rFonts w:ascii="Arial" w:hAnsi="Arial"/>
+          <w:rFonts w:ascii="Arial" w:hAnsi="Arial" w:cs="Arial"/>
           <w:b w:val="0"/>
           <w:i/>
+          <w:color w:val="000000"/>
           <w:sz w:val="22"/>
         </w:rPr>
         <w:t>SOP export</w:t>
       </w:r>
       <w:r>
         <w:rPr>
-          <w:rFonts w:ascii="Arial" w:hAnsi="Arial"/>
+          <w:rFonts w:ascii="Arial" w:hAnsi="Arial" w:cs="Arial"/>
           <w:b w:val="0"/>
           <w:i w:val="0"/>
+          <w:color w:val="000000"/>
           <w:sz w:val="22"/>
         </w:rPr>
         <w:t xml:space="preserve"> fail akhir, </w:t>
       </w:r>
       <w:r>
         <w:rPr>
-          <w:rFonts w:ascii="Arial" w:hAnsi="Arial"/>
+          <w:rFonts w:ascii="Arial" w:hAnsi="Arial" w:cs="Arial"/>
           <w:b w:val="0"/>
           <w:i/>
+          <w:color w:val="000000"/>
           <w:sz w:val="22"/>
         </w:rPr>
         <w:t>shot list</w:t>
       </w:r>
       <w:r>
         <w:rPr>
-          <w:rFonts w:ascii="Arial" w:hAnsi="Arial"/>
+          <w:rFonts w:ascii="Arial" w:hAnsi="Arial" w:cs="Arial"/>
           <w:b w:val="0"/>
           <w:i w:val="0"/>
+          <w:color w:val="000000"/>
           <w:sz w:val="22"/>
         </w:rPr>
         <w:t xml:space="preserve"> daripada </w:t>
       </w:r>
       <w:r>
         <w:rPr>
-          <w:rFonts w:ascii="Arial" w:hAnsi="Arial"/>
+          <w:rFonts w:ascii="Arial" w:hAnsi="Arial" w:cs="Arial"/>
           <w:b w:val="0"/>
           <w:i/>
+          <w:color w:val="000000"/>
           <w:sz w:val="22"/>
         </w:rPr>
         <w:t>Director</w:t>
       </w:r>
       <w:r>
         <w:rPr>
-          <w:rFonts w:ascii="Arial" w:hAnsi="Arial"/>
+          <w:rFonts w:ascii="Arial" w:hAnsi="Arial" w:cs="Arial"/>
           <w:b w:val="0"/>
           <w:i w:val="0"/>
+          <w:color w:val="000000"/>
           <w:sz w:val="22"/>
         </w:rPr>
         <w:t xml:space="preserve">, dan e-mel arahan klien mengenai perubahan </w:t>
       </w:r>
       <w:r>
         <w:rPr>
-          <w:rFonts w:ascii="Arial" w:hAnsi="Arial"/>
+          <w:rFonts w:ascii="Arial" w:hAnsi="Arial" w:cs="Arial"/>
           <w:b w:val="0"/>
           <w:i/>
+          <w:color w:val="000000"/>
           <w:sz w:val="22"/>
         </w:rPr>
         <w:t>cut</w:t>
       </w:r>
       <w:r>
         <w:rPr>
-          <w:rFonts w:ascii="Arial" w:hAnsi="Arial"/>
+          <w:rFonts w:ascii="Arial" w:hAnsi="Arial" w:cs="Arial"/>
           <w:b w:val="0"/>
           <w:i w:val="0"/>
+          <w:color w:val="000000"/>
           <w:sz w:val="22"/>
         </w:rPr>
         <w:t xml:space="preserve"> — semua ditulis dalam bahasa mudah supaya </w:t>
       </w:r>
       <w:r>
         <w:rPr>
-          <w:rFonts w:ascii="Arial" w:hAnsi="Arial"/>
+          <w:rFonts w:ascii="Arial" w:hAnsi="Arial" w:cs="Arial"/>
           <w:b w:val="0"/>
           <w:i/>
+          <w:color w:val="000000"/>
           <w:sz w:val="22"/>
         </w:rPr>
         <w:t>Junior Editor</w:t>
       </w:r>
       <w:r>
         <w:rPr>
-          <w:rFonts w:ascii="Arial" w:hAnsi="Arial"/>
+          <w:rFonts w:ascii="Arial" w:hAnsi="Arial" w:cs="Arial"/>
           <w:b w:val="0"/>
           <w:i w:val="0"/>
+          <w:color w:val="000000"/>
           <w:sz w:val="22"/>
         </w:rPr>
         <w:t xml:space="preserve"> dapat memahaminya tanpa keliru.</w:t>
@@ -351,31 +1008,35 @@
     </w:p>
     <w:p>
       <w:pPr>
-        <w:spacing w:after="160"/>
+        <w:spacing w:after="120" w:line="276" w:lineRule="auto"/>
+        <w:jc w:val="left"/>
       </w:pPr>
       <w:r>
         <w:rPr>
-          <w:rFonts w:ascii="Arial" w:hAnsi="Arial"/>
+          <w:rFonts w:ascii="Arial" w:hAnsi="Arial" w:cs="Arial"/>
           <w:b/>
           <w:i w:val="0"/>
+          <w:color w:val="000000"/>
           <w:sz w:val="22"/>
         </w:rPr>
         <w:t>1.1 Standard Operating Procedure (SOP)</w:t>
       </w:r>
       <w:r>
         <w:rPr>
-          <w:rFonts w:ascii="Arial" w:hAnsi="Arial"/>
+          <w:rFonts w:ascii="Arial" w:hAnsi="Arial" w:cs="Arial"/>
           <w:b w:val="0"/>
           <w:i w:val="0"/>
+          <w:color w:val="000000"/>
           <w:sz w:val="22"/>
         </w:rPr>
         <w:t xml:space="preserve"> </w:t>
       </w:r>
       <w:r>
         <w:rPr>
-          <w:rFonts w:ascii="Arial" w:hAnsi="Arial"/>
+          <w:rFonts w:ascii="Arial" w:hAnsi="Arial" w:cs="Arial"/>
           <w:b w:val="0"/>
           <w:i/>
+          <w:color w:val="000000"/>
           <w:sz w:val="22"/>
         </w:rPr>
         <w:t>(Prosedur Operasi Piawai)</w:t>
@@ -383,13 +1044,15 @@
     </w:p>
     <w:p>
       <w:pPr>
-        <w:spacing w:after="160"/>
+        <w:spacing w:after="120" w:line="276" w:lineRule="auto"/>
+        <w:jc w:val="left"/>
       </w:pPr>
       <w:r>
         <w:rPr>
-          <w:rFonts w:ascii="Arial" w:hAnsi="Arial"/>
+          <w:rFonts w:ascii="Arial" w:hAnsi="Arial" w:cs="Arial"/>
           <w:b w:val="0"/>
           <w:i w:val="0"/>
+          <w:color w:val="000000"/>
           <w:sz w:val="22"/>
         </w:rPr>
         <w:t>SOP boleh ditakrifkan sebagai aspek penting sistem kualiti — bekerja mengikut Prosedur Operasi Piawai yang tidak taksa. Sebenarnya, keseluruhan proses daripada pensampelan hingga pemfailan hasil analisis perlu diterangkan melalui satu siri SOP yang berterusan. Tujuan SOP adalah untuk menjalankan operasi dengan betul dan sentiasa dengan cara yang sama. SOP perlu tersedia di tempat kerja dijalankan.</w:t>
@@ -397,13 +1060,15 @@
     </w:p>
     <w:p>
       <w:pPr>
-        <w:spacing w:after="160"/>
+        <w:spacing w:after="120" w:line="276" w:lineRule="auto"/>
+        <w:jc w:val="left"/>
       </w:pPr>
       <w:r>
         <w:rPr>
-          <w:rFonts w:ascii="Arial" w:hAnsi="Arial"/>
+          <w:rFonts w:ascii="Arial" w:hAnsi="Arial" w:cs="Arial"/>
           <w:b w:val="0"/>
           <w:i w:val="0"/>
+          <w:color w:val="000000"/>
           <w:sz w:val="22"/>
         </w:rPr>
         <w:t>SOP adalah arahan wajib. Jika penyimpangan daripada arahan ini dibenarkan, syarat penyimpangan tersebut perlu didokumenkan termasuk siapa yang boleh memberi kebenaran dan apakah prosedur lengkap yang akan dijalankan. Salinan asal perlu disimpan di tempat selamat manakala salinan kerja perlu disahkan dengan cap dan/atau tandatangan orang yang diberi kuasa.</w:t>
@@ -411,13 +1076,15 @@
     </w:p>
     <w:p>
       <w:pPr>
-        <w:spacing w:after="160"/>
+        <w:spacing w:after="120" w:line="276" w:lineRule="auto"/>
+        <w:jc w:val="left"/>
       </w:pPr>
       <w:r>
         <w:rPr>
-          <w:rFonts w:ascii="Arial" w:hAnsi="Arial"/>
+          <w:rFonts w:ascii="Arial" w:hAnsi="Arial" w:cs="Arial"/>
           <w:b w:val="0"/>
           <w:i w:val="0"/>
+          <w:color w:val="000000"/>
           <w:sz w:val="22"/>
         </w:rPr>
         <w:t>Terdapat pelbagai kategori dan jenis SOP. Nama "SOP" tidak semestinya sesuai digunakan — sesetengah penerangan situasi atau perkara lain lebih sesuai dinamakan protokol, arahan atau borang pendaftaran. Lembaran kerja yang berkaitan sesuatu prosedur analisis juga perlu diseragamkan (untuk mengelakkan catatan bacaan dan pengiraan ditulis pada kepingan kertas berselerak). Istilah SOP digunakan dalam pelbagai konteks termasuk penjagaan kesihatan, penerbangan, kejuruteraan, pendidikan, industri dan tentera — merupakan satu set arahan langkah demi langkah untuk mencapai hasil yang boleh diramal dan piawai, sering dalam konteks satu proses keseluruhan yang lebih panjang.</w:t>
@@ -425,76 +1092,85 @@
     </w:p>
     <w:p>
       <w:pPr>
-        <w:spacing w:after="160"/>
+        <w:spacing w:after="120" w:line="276" w:lineRule="auto"/>
+        <w:jc w:val="left"/>
       </w:pPr>
       <w:r>
         <w:rPr>
-          <w:rFonts w:ascii="Arial" w:hAnsi="Arial"/>
+          <w:rFonts w:ascii="Arial" w:hAnsi="Arial" w:cs="Arial"/>
           <w:b w:val="0"/>
           <w:i/>
+          <w:color w:val="000000"/>
           <w:sz w:val="22"/>
         </w:rPr>
         <w:t>Contoh studio:</w:t>
       </w:r>
       <w:r>
         <w:rPr>
-          <w:rFonts w:ascii="Arial" w:hAnsi="Arial"/>
+          <w:rFonts w:ascii="Arial" w:hAnsi="Arial" w:cs="Arial"/>
           <w:b w:val="0"/>
           <w:i w:val="0"/>
+          <w:color w:val="000000"/>
           <w:sz w:val="22"/>
         </w:rPr>
         <w:t xml:space="preserve"> SOP </w:t>
       </w:r>
       <w:r>
         <w:rPr>
-          <w:rFonts w:ascii="Arial" w:hAnsi="Arial"/>
+          <w:rFonts w:ascii="Arial" w:hAnsi="Arial" w:cs="Arial"/>
           <w:b w:val="0"/>
           <w:i/>
+          <w:color w:val="000000"/>
           <w:sz w:val="22"/>
         </w:rPr>
         <w:t>export</w:t>
       </w:r>
       <w:r>
         <w:rPr>
-          <w:rFonts w:ascii="Arial" w:hAnsi="Arial"/>
+          <w:rFonts w:ascii="Arial" w:hAnsi="Arial" w:cs="Arial"/>
           <w:b w:val="0"/>
           <w:i w:val="0"/>
+          <w:color w:val="000000"/>
           <w:sz w:val="22"/>
         </w:rPr>
         <w:t xml:space="preserve"> fail akhir studio 3U menetapkan format (contohnya ProRes/H.264), resolusi, dan lokasi penghantaran fail yang perlu diikuti oleh setiap </w:t>
       </w:r>
       <w:r>
         <w:rPr>
-          <w:rFonts w:ascii="Arial" w:hAnsi="Arial"/>
+          <w:rFonts w:ascii="Arial" w:hAnsi="Arial" w:cs="Arial"/>
           <w:b w:val="0"/>
           <w:i/>
+          <w:color w:val="000000"/>
           <w:sz w:val="22"/>
         </w:rPr>
         <w:t>Editor</w:t>
       </w:r>
       <w:r>
         <w:rPr>
-          <w:rFonts w:ascii="Arial" w:hAnsi="Arial"/>
+          <w:rFonts w:ascii="Arial" w:hAnsi="Arial" w:cs="Arial"/>
           <w:b w:val="0"/>
           <w:i w:val="0"/>
+          <w:color w:val="000000"/>
           <w:sz w:val="22"/>
         </w:rPr>
         <w:t xml:space="preserve"> tanpa pengecualian melainkan kelulusan khas daripada </w:t>
       </w:r>
       <w:r>
         <w:rPr>
-          <w:rFonts w:ascii="Arial" w:hAnsi="Arial"/>
+          <w:rFonts w:ascii="Arial" w:hAnsi="Arial" w:cs="Arial"/>
           <w:b w:val="0"/>
           <w:i/>
+          <w:color w:val="000000"/>
           <w:sz w:val="22"/>
         </w:rPr>
         <w:t>Producer</w:t>
       </w:r>
       <w:r>
         <w:rPr>
-          <w:rFonts w:ascii="Arial" w:hAnsi="Arial"/>
+          <w:rFonts w:ascii="Arial" w:hAnsi="Arial" w:cs="Arial"/>
           <w:b w:val="0"/>
           <w:i w:val="0"/>
+          <w:color w:val="000000"/>
           <w:sz w:val="22"/>
         </w:rPr>
         <w:t>, memastikan setiap penghantaran kepada klien konsisten.</w:t>
@@ -502,31 +1178,35 @@
     </w:p>
     <w:p>
       <w:pPr>
-        <w:spacing w:after="160"/>
+        <w:spacing w:after="120" w:line="276" w:lineRule="auto"/>
+        <w:jc w:val="left"/>
       </w:pPr>
       <w:r>
         <w:rPr>
-          <w:rFonts w:ascii="Arial" w:hAnsi="Arial"/>
+          <w:rFonts w:ascii="Arial" w:hAnsi="Arial" w:cs="Arial"/>
           <w:b/>
           <w:i w:val="0"/>
+          <w:color w:val="000000"/>
           <w:sz w:val="22"/>
         </w:rPr>
         <w:t>1.2 Working Manual</w:t>
       </w:r>
       <w:r>
         <w:rPr>
-          <w:rFonts w:ascii="Arial" w:hAnsi="Arial"/>
+          <w:rFonts w:ascii="Arial" w:hAnsi="Arial" w:cs="Arial"/>
           <w:b w:val="0"/>
           <w:i w:val="0"/>
+          <w:color w:val="000000"/>
           <w:sz w:val="22"/>
         </w:rPr>
         <w:t xml:space="preserve"> </w:t>
       </w:r>
       <w:r>
         <w:rPr>
-          <w:rFonts w:ascii="Arial" w:hAnsi="Arial"/>
+          <w:rFonts w:ascii="Arial" w:hAnsi="Arial" w:cs="Arial"/>
           <w:b w:val="0"/>
           <w:i/>
+          <w:color w:val="000000"/>
           <w:sz w:val="22"/>
         </w:rPr>
         <w:t>(Manual Kerja)</w:t>
@@ -534,13 +1214,15 @@
     </w:p>
     <w:p>
       <w:pPr>
-        <w:spacing w:after="160"/>
+        <w:spacing w:after="120" w:line="276" w:lineRule="auto"/>
+        <w:jc w:val="left"/>
       </w:pPr>
       <w:r>
         <w:rPr>
-          <w:rFonts w:ascii="Arial" w:hAnsi="Arial"/>
+          <w:rFonts w:ascii="Arial" w:hAnsi="Arial" w:cs="Arial"/>
           <w:b w:val="0"/>
           <w:i w:val="0"/>
+          <w:color w:val="000000"/>
           <w:sz w:val="22"/>
         </w:rPr>
         <w:t>Buku panduan atau risalah dengan arahan bertulis sebagai panduan kerja untuk pekerja. Tujuan mengadakan manual kerja adalah untuk memberikan maklumat ringkas atau gambaran keseluruhan cara melaksanakan kerja secara berurutan. Kerja tersuai dilakukan dengan penyampaian maklumat yang padat dan bahasa mudah difahami. Terdapat juga gambar ilustrasi dimuatkan untuk memudahkan pemahaman; semakin banyak gambar dalam manual kerja, semakin jelas bukti bagaimana kerja dilaksanakan.</w:t>
@@ -548,13 +1230,15 @@
     </w:p>
     <w:p>
       <w:pPr>
-        <w:spacing w:after="160"/>
+        <w:spacing w:after="120" w:line="276" w:lineRule="auto"/>
+        <w:jc w:val="left"/>
       </w:pPr>
       <w:r>
         <w:rPr>
-          <w:rFonts w:ascii="Arial" w:hAnsi="Arial"/>
+          <w:rFonts w:ascii="Arial" w:hAnsi="Arial" w:cs="Arial"/>
           <w:b w:val="0"/>
           <w:i/>
+          <w:color w:val="000000"/>
           <w:sz w:val="22"/>
         </w:rPr>
         <w:t>(Rujuk Figure 2: Instruction Manual dan Figure 3: Instruction Safe Manual Handling dalam KP rasmi.)</w:t>
@@ -562,76 +1246,85 @@
     </w:p>
     <w:p>
       <w:pPr>
-        <w:spacing w:after="160"/>
+        <w:spacing w:after="120" w:line="276" w:lineRule="auto"/>
+        <w:jc w:val="left"/>
       </w:pPr>
       <w:r>
         <w:rPr>
-          <w:rFonts w:ascii="Arial" w:hAnsi="Arial"/>
+          <w:rFonts w:ascii="Arial" w:hAnsi="Arial" w:cs="Arial"/>
           <w:b w:val="0"/>
           <w:i/>
+          <w:color w:val="000000"/>
           <w:sz w:val="22"/>
         </w:rPr>
         <w:t>Contoh studio:</w:t>
       </w:r>
       <w:r>
         <w:rPr>
-          <w:rFonts w:ascii="Arial" w:hAnsi="Arial"/>
+          <w:rFonts w:ascii="Arial" w:hAnsi="Arial" w:cs="Arial"/>
           <w:b w:val="0"/>
           <w:i w:val="0"/>
+          <w:color w:val="000000"/>
           <w:sz w:val="22"/>
         </w:rPr>
         <w:t xml:space="preserve"> manual kerja peralatan </w:t>
       </w:r>
       <w:r>
         <w:rPr>
-          <w:rFonts w:ascii="Arial" w:hAnsi="Arial"/>
+          <w:rFonts w:ascii="Arial" w:hAnsi="Arial" w:cs="Arial"/>
           <w:b w:val="0"/>
           <w:i/>
+          <w:color w:val="000000"/>
           <w:sz w:val="22"/>
         </w:rPr>
         <w:t>editing suite</w:t>
       </w:r>
       <w:r>
         <w:rPr>
-          <w:rFonts w:ascii="Arial" w:hAnsi="Arial"/>
+          <w:rFonts w:ascii="Arial" w:hAnsi="Arial" w:cs="Arial"/>
           <w:b w:val="0"/>
           <w:i w:val="0"/>
+          <w:color w:val="000000"/>
           <w:sz w:val="22"/>
         </w:rPr>
         <w:t xml:space="preserve"> (contohnya cara memasang dan mengendalikan </w:t>
       </w:r>
       <w:r>
         <w:rPr>
-          <w:rFonts w:ascii="Arial" w:hAnsi="Arial"/>
+          <w:rFonts w:ascii="Arial" w:hAnsi="Arial" w:cs="Arial"/>
           <w:b w:val="0"/>
           <w:i/>
+          <w:color w:val="000000"/>
           <w:sz w:val="22"/>
         </w:rPr>
         <w:t>external storage/RAID</w:t>
       </w:r>
       <w:r>
         <w:rPr>
-          <w:rFonts w:ascii="Arial" w:hAnsi="Arial"/>
+          <w:rFonts w:ascii="Arial" w:hAnsi="Arial" w:cs="Arial"/>
           <w:b w:val="0"/>
           <w:i w:val="0"/>
+          <w:color w:val="000000"/>
           <w:sz w:val="22"/>
         </w:rPr>
         <w:t xml:space="preserve"> dengan selamat) disertakan gambar rajah supaya </w:t>
       </w:r>
       <w:r>
         <w:rPr>
-          <w:rFonts w:ascii="Arial" w:hAnsi="Arial"/>
+          <w:rFonts w:ascii="Arial" w:hAnsi="Arial" w:cs="Arial"/>
           <w:b w:val="0"/>
           <w:i/>
+          <w:color w:val="000000"/>
           <w:sz w:val="22"/>
         </w:rPr>
         <w:t>Editor</w:t>
       </w:r>
       <w:r>
         <w:rPr>
-          <w:rFonts w:ascii="Arial" w:hAnsi="Arial"/>
+          <w:rFonts w:ascii="Arial" w:hAnsi="Arial" w:cs="Arial"/>
           <w:b w:val="0"/>
           <w:i w:val="0"/>
+          <w:color w:val="000000"/>
           <w:sz w:val="22"/>
         </w:rPr>
         <w:t xml:space="preserve"> baharu dapat mengikuti langkah tanpa merosakkan peralatan mahal studio.</w:t>
@@ -639,31 +1332,35 @@
     </w:p>
     <w:p>
       <w:pPr>
-        <w:spacing w:after="160"/>
+        <w:spacing w:after="120" w:line="276" w:lineRule="auto"/>
+        <w:jc w:val="left"/>
       </w:pPr>
       <w:r>
         <w:rPr>
-          <w:rFonts w:ascii="Arial" w:hAnsi="Arial"/>
+          <w:rFonts w:ascii="Arial" w:hAnsi="Arial" w:cs="Arial"/>
           <w:b/>
           <w:i w:val="0"/>
+          <w:color w:val="000000"/>
           <w:sz w:val="22"/>
         </w:rPr>
         <w:t>1.3 Work Instruction</w:t>
       </w:r>
       <w:r>
         <w:rPr>
-          <w:rFonts w:ascii="Arial" w:hAnsi="Arial"/>
+          <w:rFonts w:ascii="Arial" w:hAnsi="Arial" w:cs="Arial"/>
           <w:b w:val="0"/>
           <w:i w:val="0"/>
+          <w:color w:val="000000"/>
           <w:sz w:val="22"/>
         </w:rPr>
         <w:t xml:space="preserve"> </w:t>
       </w:r>
       <w:r>
         <w:rPr>
-          <w:rFonts w:ascii="Arial" w:hAnsi="Arial"/>
+          <w:rFonts w:ascii="Arial" w:hAnsi="Arial" w:cs="Arial"/>
           <w:b w:val="0"/>
           <w:i/>
+          <w:color w:val="000000"/>
           <w:sz w:val="22"/>
         </w:rPr>
         <w:t>(Arahan Kerja)</w:t>
@@ -671,13 +1368,15 @@
     </w:p>
     <w:p>
       <w:pPr>
-        <w:spacing w:after="160"/>
+        <w:spacing w:after="120" w:line="276" w:lineRule="auto"/>
+        <w:jc w:val="left"/>
       </w:pPr>
       <w:r>
         <w:rPr>
-          <w:rFonts w:ascii="Arial" w:hAnsi="Arial"/>
+          <w:rFonts w:ascii="Arial" w:hAnsi="Arial" w:cs="Arial"/>
           <w:b w:val="0"/>
           <w:i w:val="0"/>
+          <w:color w:val="000000"/>
           <w:sz w:val="22"/>
         </w:rPr>
         <w:t>Arahan kerja adalah alat yang disediakan untuk membantu seseorang melaksanakan kerja dengan betul. Penyataan mudah ini membawa maksud tujuan arahan kerja adalah kualiti dan sasaran penggunanya adalah pekerja. Elemen: (i) Tanda, (ii) Gambar atau grafik, (iii) Kapsyen.</w:t>
@@ -685,40 +1384,45 @@
     </w:p>
     <w:p>
       <w:pPr>
-        <w:spacing w:after="160"/>
+        <w:spacing w:after="120" w:line="276" w:lineRule="auto"/>
+        <w:jc w:val="left"/>
       </w:pPr>
       <w:r>
         <w:rPr>
-          <w:rFonts w:ascii="Arial" w:hAnsi="Arial"/>
+          <w:rFonts w:ascii="Arial" w:hAnsi="Arial" w:cs="Arial"/>
           <w:b w:val="0"/>
           <w:i/>
+          <w:color w:val="000000"/>
           <w:sz w:val="22"/>
         </w:rPr>
         <w:t>Contoh studio:</w:t>
       </w:r>
       <w:r>
         <w:rPr>
-          <w:rFonts w:ascii="Arial" w:hAnsi="Arial"/>
+          <w:rFonts w:ascii="Arial" w:hAnsi="Arial" w:cs="Arial"/>
           <w:b w:val="0"/>
           <w:i w:val="0"/>
+          <w:color w:val="000000"/>
           <w:sz w:val="22"/>
         </w:rPr>
         <w:t xml:space="preserve"> arahan kerja di dinding </w:t>
       </w:r>
       <w:r>
         <w:rPr>
-          <w:rFonts w:ascii="Arial" w:hAnsi="Arial"/>
+          <w:rFonts w:ascii="Arial" w:hAnsi="Arial" w:cs="Arial"/>
           <w:b w:val="0"/>
           <w:i/>
+          <w:color w:val="000000"/>
           <w:sz w:val="22"/>
         </w:rPr>
         <w:t>editing suite</w:t>
       </w:r>
       <w:r>
         <w:rPr>
-          <w:rFonts w:ascii="Arial" w:hAnsi="Arial"/>
+          <w:rFonts w:ascii="Arial" w:hAnsi="Arial" w:cs="Arial"/>
           <w:b w:val="0"/>
           <w:i w:val="0"/>
+          <w:color w:val="000000"/>
           <w:sz w:val="22"/>
         </w:rPr>
         <w:t xml:space="preserve"> mengenai cara mematikan peralatan dengan selamat semasa gangguan bekalan elektrik, disertai tanda dan gambar ringkas langkah demi langkah.</w:t>
@@ -726,31 +1430,35 @@
     </w:p>
     <w:p>
       <w:pPr>
-        <w:spacing w:after="160"/>
+        <w:spacing w:after="120" w:line="276" w:lineRule="auto"/>
+        <w:jc w:val="left"/>
       </w:pPr>
       <w:r>
         <w:rPr>
-          <w:rFonts w:ascii="Arial" w:hAnsi="Arial"/>
+          <w:rFonts w:ascii="Arial" w:hAnsi="Arial" w:cs="Arial"/>
           <w:b/>
           <w:i w:val="0"/>
+          <w:color w:val="000000"/>
           <w:sz w:val="22"/>
         </w:rPr>
         <w:t>1.4 Job Procedure</w:t>
       </w:r>
       <w:r>
         <w:rPr>
-          <w:rFonts w:ascii="Arial" w:hAnsi="Arial"/>
+          <w:rFonts w:ascii="Arial" w:hAnsi="Arial" w:cs="Arial"/>
           <w:b w:val="0"/>
           <w:i w:val="0"/>
+          <w:color w:val="000000"/>
           <w:sz w:val="22"/>
         </w:rPr>
         <w:t xml:space="preserve"> </w:t>
       </w:r>
       <w:r>
         <w:rPr>
-          <w:rFonts w:ascii="Arial" w:hAnsi="Arial"/>
+          <w:rFonts w:ascii="Arial" w:hAnsi="Arial" w:cs="Arial"/>
           <w:b w:val="0"/>
           <w:i/>
+          <w:color w:val="000000"/>
           <w:sz w:val="22"/>
         </w:rPr>
         <w:t>(Prosedur Kerja)</w:t>
@@ -758,13 +1466,15 @@
     </w:p>
     <w:p>
       <w:pPr>
-        <w:spacing w:after="160"/>
+        <w:spacing w:after="120" w:line="276" w:lineRule="auto"/>
+        <w:jc w:val="left"/>
       </w:pPr>
       <w:r>
         <w:rPr>
-          <w:rFonts w:ascii="Arial" w:hAnsi="Arial"/>
+          <w:rFonts w:ascii="Arial" w:hAnsi="Arial" w:cs="Arial"/>
           <w:b w:val="0"/>
           <w:i w:val="0"/>
+          <w:color w:val="000000"/>
           <w:sz w:val="22"/>
         </w:rPr>
         <w:t>Memahami proses atau tatacara kerja langkah demi langkah untuk dilaksanakan. Elemen: (i) Tanda, (ii) Bahan arahan, (iii) Bahan bertulis.</w:t>
@@ -772,58 +1482,65 @@
     </w:p>
     <w:p>
       <w:pPr>
-        <w:spacing w:after="160"/>
+        <w:spacing w:after="120" w:line="276" w:lineRule="auto"/>
+        <w:jc w:val="left"/>
       </w:pPr>
       <w:r>
         <w:rPr>
-          <w:rFonts w:ascii="Arial" w:hAnsi="Arial"/>
+          <w:rFonts w:ascii="Arial" w:hAnsi="Arial" w:cs="Arial"/>
           <w:b w:val="0"/>
           <w:i/>
+          <w:color w:val="000000"/>
           <w:sz w:val="22"/>
         </w:rPr>
         <w:t>Contoh studio:</w:t>
       </w:r>
       <w:r>
         <w:rPr>
-          <w:rFonts w:ascii="Arial" w:hAnsi="Arial"/>
+          <w:rFonts w:ascii="Arial" w:hAnsi="Arial" w:cs="Arial"/>
           <w:b w:val="0"/>
           <w:i w:val="0"/>
+          <w:color w:val="000000"/>
           <w:sz w:val="22"/>
         </w:rPr>
         <w:t xml:space="preserve"> prosedur kerja </w:t>
       </w:r>
       <w:r>
         <w:rPr>
-          <w:rFonts w:ascii="Arial" w:hAnsi="Arial"/>
+          <w:rFonts w:ascii="Arial" w:hAnsi="Arial" w:cs="Arial"/>
           <w:b w:val="0"/>
           <w:i/>
+          <w:color w:val="000000"/>
           <w:sz w:val="22"/>
         </w:rPr>
         <w:t>ingest</w:t>
       </w:r>
       <w:r>
         <w:rPr>
-          <w:rFonts w:ascii="Arial" w:hAnsi="Arial"/>
+          <w:rFonts w:ascii="Arial" w:hAnsi="Arial" w:cs="Arial"/>
           <w:b w:val="0"/>
           <w:i w:val="0"/>
+          <w:color w:val="000000"/>
           <w:sz w:val="22"/>
         </w:rPr>
         <w:t xml:space="preserve"> dan penamaan fail footage mengikut kod projek studio, supaya setiap </w:t>
       </w:r>
       <w:r>
         <w:rPr>
-          <w:rFonts w:ascii="Arial" w:hAnsi="Arial"/>
+          <w:rFonts w:ascii="Arial" w:hAnsi="Arial" w:cs="Arial"/>
           <w:b w:val="0"/>
           <w:i/>
+          <w:color w:val="000000"/>
           <w:sz w:val="22"/>
         </w:rPr>
         <w:t>Editor</w:t>
       </w:r>
       <w:r>
         <w:rPr>
-          <w:rFonts w:ascii="Arial" w:hAnsi="Arial"/>
+          <w:rFonts w:ascii="Arial" w:hAnsi="Arial" w:cs="Arial"/>
           <w:b w:val="0"/>
           <w:i w:val="0"/>
+          <w:color w:val="000000"/>
           <w:sz w:val="22"/>
         </w:rPr>
         <w:t xml:space="preserve"> mengikuti urutan sama tanpa mengira siapa yang mengendalikannya.</w:t>
@@ -831,31 +1548,35 @@
     </w:p>
     <w:p>
       <w:pPr>
-        <w:spacing w:after="160"/>
+        <w:spacing w:after="120" w:line="276" w:lineRule="auto"/>
+        <w:jc w:val="left"/>
       </w:pPr>
       <w:r>
         <w:rPr>
-          <w:rFonts w:ascii="Arial" w:hAnsi="Arial"/>
+          <w:rFonts w:ascii="Arial" w:hAnsi="Arial" w:cs="Arial"/>
           <w:b/>
           <w:i w:val="0"/>
+          <w:color w:val="000000"/>
           <w:sz w:val="22"/>
         </w:rPr>
         <w:t>1.5 Text Book</w:t>
       </w:r>
       <w:r>
         <w:rPr>
-          <w:rFonts w:ascii="Arial" w:hAnsi="Arial"/>
+          <w:rFonts w:ascii="Arial" w:hAnsi="Arial" w:cs="Arial"/>
           <w:b w:val="0"/>
           <w:i w:val="0"/>
+          <w:color w:val="000000"/>
           <w:sz w:val="22"/>
         </w:rPr>
         <w:t xml:space="preserve"> </w:t>
       </w:r>
       <w:r>
         <w:rPr>
-          <w:rFonts w:ascii="Arial" w:hAnsi="Arial"/>
+          <w:rFonts w:ascii="Arial" w:hAnsi="Arial" w:cs="Arial"/>
           <w:b w:val="0"/>
           <w:i/>
+          <w:color w:val="000000"/>
           <w:sz w:val="22"/>
         </w:rPr>
         <w:t>(Buku Teks)</w:t>
@@ -863,13 +1584,15 @@
     </w:p>
     <w:p>
       <w:pPr>
-        <w:spacing w:after="160"/>
+        <w:spacing w:after="120" w:line="276" w:lineRule="auto"/>
+        <w:jc w:val="left"/>
       </w:pPr>
       <w:r>
         <w:rPr>
-          <w:rFonts w:ascii="Arial" w:hAnsi="Arial"/>
+          <w:rFonts w:ascii="Arial" w:hAnsi="Arial" w:cs="Arial"/>
           <w:b w:val="0"/>
           <w:i w:val="0"/>
+          <w:color w:val="000000"/>
           <w:sz w:val="22"/>
         </w:rPr>
         <w:t>Untuk mencari atau mengumpul maklumat sebelum kerja dijalankan. Elemen: (i) Buku (untuk rujukan), (ii) Alat tulis, (iii) Alat kerja (contohnya pita ukur).</w:t>
@@ -877,13 +1600,15 @@
     </w:p>
     <w:p>
       <w:pPr>
-        <w:spacing w:after="160"/>
+        <w:spacing w:after="120" w:line="276" w:lineRule="auto"/>
+        <w:jc w:val="left"/>
       </w:pPr>
       <w:r>
         <w:rPr>
-          <w:rFonts w:ascii="Arial" w:hAnsi="Arial"/>
+          <w:rFonts w:ascii="Arial" w:hAnsi="Arial" w:cs="Arial"/>
           <w:b w:val="0"/>
           <w:i/>
+          <w:color w:val="000000"/>
           <w:sz w:val="22"/>
         </w:rPr>
         <w:t>(Rujuk Figure 4: Text book dalam KP rasmi.)</w:t>
@@ -891,58 +1616,65 @@
     </w:p>
     <w:p>
       <w:pPr>
-        <w:spacing w:after="160"/>
+        <w:spacing w:after="120" w:line="276" w:lineRule="auto"/>
+        <w:jc w:val="left"/>
       </w:pPr>
       <w:r>
         <w:rPr>
-          <w:rFonts w:ascii="Arial" w:hAnsi="Arial"/>
+          <w:rFonts w:ascii="Arial" w:hAnsi="Arial" w:cs="Arial"/>
           <w:b w:val="0"/>
           <w:i/>
+          <w:color w:val="000000"/>
           <w:sz w:val="22"/>
         </w:rPr>
         <w:t>Contoh studio:</w:t>
       </w:r>
       <w:r>
         <w:rPr>
-          <w:rFonts w:ascii="Arial" w:hAnsi="Arial"/>
+          <w:rFonts w:ascii="Arial" w:hAnsi="Arial" w:cs="Arial"/>
           <w:b w:val="0"/>
           <w:i w:val="0"/>
+          <w:color w:val="000000"/>
           <w:sz w:val="22"/>
         </w:rPr>
         <w:t xml:space="preserve"> buku teks atau manual rujukan perisian penyuntingan (contohnya panduan rasmi perisian </w:t>
       </w:r>
       <w:r>
         <w:rPr>
-          <w:rFonts w:ascii="Arial" w:hAnsi="Arial"/>
+          <w:rFonts w:ascii="Arial" w:hAnsi="Arial" w:cs="Arial"/>
           <w:b w:val="0"/>
           <w:i/>
+          <w:color w:val="000000"/>
           <w:sz w:val="22"/>
         </w:rPr>
         <w:t>editing</w:t>
       </w:r>
       <w:r>
         <w:rPr>
-          <w:rFonts w:ascii="Arial" w:hAnsi="Arial"/>
+          <w:rFonts w:ascii="Arial" w:hAnsi="Arial" w:cs="Arial"/>
           <w:b w:val="0"/>
           <w:i w:val="0"/>
+          <w:color w:val="000000"/>
           <w:sz w:val="22"/>
         </w:rPr>
         <w:t xml:space="preserve">) digunakan </w:t>
       </w:r>
       <w:r>
         <w:rPr>
-          <w:rFonts w:ascii="Arial" w:hAnsi="Arial"/>
+          <w:rFonts w:ascii="Arial" w:hAnsi="Arial" w:cs="Arial"/>
           <w:b w:val="0"/>
           <w:i/>
+          <w:color w:val="000000"/>
           <w:sz w:val="22"/>
         </w:rPr>
         <w:t>Editor</w:t>
       </w:r>
       <w:r>
         <w:rPr>
-          <w:rFonts w:ascii="Arial" w:hAnsi="Arial"/>
+          <w:rFonts w:ascii="Arial" w:hAnsi="Arial" w:cs="Arial"/>
           <w:b w:val="0"/>
           <w:i w:val="0"/>
+          <w:color w:val="000000"/>
           <w:sz w:val="22"/>
         </w:rPr>
         <w:t xml:space="preserve"> untuk mempelajari fungsi baharu sebelum digunakan dalam projek sebenar.</w:t>
@@ -950,31 +1682,35 @@
     </w:p>
     <w:p>
       <w:pPr>
-        <w:spacing w:after="160"/>
+        <w:spacing w:after="120" w:line="276" w:lineRule="auto"/>
+        <w:jc w:val="left"/>
       </w:pPr>
       <w:r>
         <w:rPr>
-          <w:rFonts w:ascii="Arial" w:hAnsi="Arial"/>
+          <w:rFonts w:ascii="Arial" w:hAnsi="Arial" w:cs="Arial"/>
           <w:b/>
           <w:i w:val="0"/>
+          <w:color w:val="000000"/>
           <w:sz w:val="22"/>
         </w:rPr>
         <w:t>1.6 Dictionary</w:t>
       </w:r>
       <w:r>
         <w:rPr>
-          <w:rFonts w:ascii="Arial" w:hAnsi="Arial"/>
+          <w:rFonts w:ascii="Arial" w:hAnsi="Arial" w:cs="Arial"/>
           <w:b w:val="0"/>
           <w:i w:val="0"/>
+          <w:color w:val="000000"/>
           <w:sz w:val="22"/>
         </w:rPr>
         <w:t xml:space="preserve"> </w:t>
       </w:r>
       <w:r>
         <w:rPr>
-          <w:rFonts w:ascii="Arial" w:hAnsi="Arial"/>
+          <w:rFonts w:ascii="Arial" w:hAnsi="Arial" w:cs="Arial"/>
           <w:b w:val="0"/>
           <w:i/>
+          <w:color w:val="000000"/>
           <w:sz w:val="22"/>
         </w:rPr>
         <w:t>(Kamus)</w:t>
@@ -982,13 +1718,15 @@
     </w:p>
     <w:p>
       <w:pPr>
-        <w:spacing w:after="160"/>
+        <w:spacing w:after="120" w:line="276" w:lineRule="auto"/>
+        <w:jc w:val="left"/>
       </w:pPr>
       <w:r>
         <w:rPr>
-          <w:rFonts w:ascii="Arial" w:hAnsi="Arial"/>
+          <w:rFonts w:ascii="Arial" w:hAnsi="Arial" w:cs="Arial"/>
           <w:b w:val="0"/>
           <w:i w:val="0"/>
+          <w:color w:val="000000"/>
           <w:sz w:val="22"/>
         </w:rPr>
         <w:t>Memahami arahan perkataan atau komunikasi bahasa.</w:t>
@@ -996,76 +1734,85 @@
     </w:p>
     <w:p>
       <w:pPr>
-        <w:spacing w:after="160"/>
+        <w:spacing w:after="120" w:line="276" w:lineRule="auto"/>
+        <w:jc w:val="left"/>
       </w:pPr>
       <w:r>
         <w:rPr>
-          <w:rFonts w:ascii="Arial" w:hAnsi="Arial"/>
+          <w:rFonts w:ascii="Arial" w:hAnsi="Arial" w:cs="Arial"/>
           <w:b w:val="0"/>
           <w:i/>
+          <w:color w:val="000000"/>
           <w:sz w:val="22"/>
         </w:rPr>
         <w:t>Contoh studio:</w:t>
       </w:r>
       <w:r>
         <w:rPr>
-          <w:rFonts w:ascii="Arial" w:hAnsi="Arial"/>
+          <w:rFonts w:ascii="Arial" w:hAnsi="Arial" w:cs="Arial"/>
           <w:b w:val="0"/>
           <w:i w:val="0"/>
+          <w:color w:val="000000"/>
           <w:sz w:val="22"/>
         </w:rPr>
         <w:t xml:space="preserve"> kamus istilah teknikal penyuntingan video (glosari </w:t>
       </w:r>
       <w:r>
         <w:rPr>
-          <w:rFonts w:ascii="Arial" w:hAnsi="Arial"/>
+          <w:rFonts w:ascii="Arial" w:hAnsi="Arial" w:cs="Arial"/>
           <w:b w:val="0"/>
           <w:i/>
+          <w:color w:val="000000"/>
           <w:sz w:val="22"/>
         </w:rPr>
         <w:t>jargon</w:t>
       </w:r>
       <w:r>
         <w:rPr>
-          <w:rFonts w:ascii="Arial" w:hAnsi="Arial"/>
+          <w:rFonts w:ascii="Arial" w:hAnsi="Arial" w:cs="Arial"/>
           <w:b w:val="0"/>
           <w:i w:val="0"/>
+          <w:color w:val="000000"/>
           <w:sz w:val="22"/>
         </w:rPr>
         <w:t xml:space="preserve"> seperti "b-roll", "jump cut", "colour grading") membantu </w:t>
       </w:r>
       <w:r>
         <w:rPr>
-          <w:rFonts w:ascii="Arial" w:hAnsi="Arial"/>
+          <w:rFonts w:ascii="Arial" w:hAnsi="Arial" w:cs="Arial"/>
           <w:b w:val="0"/>
           <w:i/>
+          <w:color w:val="000000"/>
           <w:sz w:val="22"/>
         </w:rPr>
         <w:t>Editor</w:t>
       </w:r>
       <w:r>
         <w:rPr>
-          <w:rFonts w:ascii="Arial" w:hAnsi="Arial"/>
+          <w:rFonts w:ascii="Arial" w:hAnsi="Arial" w:cs="Arial"/>
           <w:b w:val="0"/>
           <w:i w:val="0"/>
+          <w:color w:val="000000"/>
           <w:sz w:val="22"/>
         </w:rPr>
         <w:t xml:space="preserve"> baharu memahami arahan daripada </w:t>
       </w:r>
       <w:r>
         <w:rPr>
-          <w:rFonts w:ascii="Arial" w:hAnsi="Arial"/>
+          <w:rFonts w:ascii="Arial" w:hAnsi="Arial" w:cs="Arial"/>
           <w:b w:val="0"/>
           <w:i/>
+          <w:color w:val="000000"/>
           <w:sz w:val="22"/>
         </w:rPr>
         <w:t>Senior Editor</w:t>
       </w:r>
       <w:r>
         <w:rPr>
-          <w:rFonts w:ascii="Arial" w:hAnsi="Arial"/>
+          <w:rFonts w:ascii="Arial" w:hAnsi="Arial" w:cs="Arial"/>
           <w:b w:val="0"/>
           <w:i w:val="0"/>
+          <w:color w:val="000000"/>
           <w:sz w:val="22"/>
         </w:rPr>
         <w:t xml:space="preserve"> atau klien antarabangsa.</w:t>
@@ -1073,31 +1820,35 @@
     </w:p>
     <w:p>
       <w:pPr>
-        <w:spacing w:after="160"/>
+        <w:spacing w:after="120" w:line="276" w:lineRule="auto"/>
+        <w:jc w:val="left"/>
       </w:pPr>
       <w:r>
         <w:rPr>
-          <w:rFonts w:ascii="Arial" w:hAnsi="Arial"/>
+          <w:rFonts w:ascii="Arial" w:hAnsi="Arial" w:cs="Arial"/>
           <w:b/>
           <w:i w:val="0"/>
+          <w:color w:val="000000"/>
           <w:sz w:val="22"/>
         </w:rPr>
         <w:t>1.7 Journals</w:t>
       </w:r>
       <w:r>
         <w:rPr>
-          <w:rFonts w:ascii="Arial" w:hAnsi="Arial"/>
+          <w:rFonts w:ascii="Arial" w:hAnsi="Arial" w:cs="Arial"/>
           <w:b w:val="0"/>
           <w:i w:val="0"/>
+          <w:color w:val="000000"/>
           <w:sz w:val="22"/>
         </w:rPr>
         <w:t xml:space="preserve"> </w:t>
       </w:r>
       <w:r>
         <w:rPr>
-          <w:rFonts w:ascii="Arial" w:hAnsi="Arial"/>
+          <w:rFonts w:ascii="Arial" w:hAnsi="Arial" w:cs="Arial"/>
           <w:b w:val="0"/>
           <w:i/>
+          <w:color w:val="000000"/>
           <w:sz w:val="22"/>
         </w:rPr>
         <w:t>(Jurnal)</w:t>
@@ -1105,13 +1856,15 @@
     </w:p>
     <w:p>
       <w:pPr>
-        <w:spacing w:after="160"/>
+        <w:spacing w:after="120" w:line="276" w:lineRule="auto"/>
+        <w:jc w:val="left"/>
       </w:pPr>
       <w:r>
         <w:rPr>
-          <w:rFonts w:ascii="Arial" w:hAnsi="Arial"/>
+          <w:rFonts w:ascii="Arial" w:hAnsi="Arial" w:cs="Arial"/>
           <w:b w:val="0"/>
           <w:i w:val="0"/>
+          <w:color w:val="000000"/>
           <w:sz w:val="22"/>
         </w:rPr>
         <w:t>Maklumat atau berita perkembangan kemajuan atau laporan untuk makluman.</w:t>
@@ -1119,58 +1872,65 @@
     </w:p>
     <w:p>
       <w:pPr>
-        <w:spacing w:after="160"/>
+        <w:spacing w:after="120" w:line="276" w:lineRule="auto"/>
+        <w:jc w:val="left"/>
       </w:pPr>
       <w:r>
         <w:rPr>
-          <w:rFonts w:ascii="Arial" w:hAnsi="Arial"/>
+          <w:rFonts w:ascii="Arial" w:hAnsi="Arial" w:cs="Arial"/>
           <w:b w:val="0"/>
           <w:i/>
+          <w:color w:val="000000"/>
           <w:sz w:val="22"/>
         </w:rPr>
         <w:t>Contoh studio:</w:t>
       </w:r>
       <w:r>
         <w:rPr>
-          <w:rFonts w:ascii="Arial" w:hAnsi="Arial"/>
+          <w:rFonts w:ascii="Arial" w:hAnsi="Arial" w:cs="Arial"/>
           <w:b w:val="0"/>
           <w:i w:val="0"/>
+          <w:color w:val="000000"/>
           <w:sz w:val="22"/>
         </w:rPr>
         <w:t xml:space="preserve"> jurnal/log harian projek yang mencatat kemajuan setiap peringkat </w:t>
       </w:r>
       <w:r>
         <w:rPr>
-          <w:rFonts w:ascii="Arial" w:hAnsi="Arial"/>
+          <w:rFonts w:ascii="Arial" w:hAnsi="Arial" w:cs="Arial"/>
           <w:b w:val="0"/>
           <w:i/>
+          <w:color w:val="000000"/>
           <w:sz w:val="22"/>
         </w:rPr>
         <w:t>edit</w:t>
       </w:r>
       <w:r>
         <w:rPr>
-          <w:rFonts w:ascii="Arial" w:hAnsi="Arial"/>
+          <w:rFonts w:ascii="Arial" w:hAnsi="Arial" w:cs="Arial"/>
           <w:b w:val="0"/>
           <w:i w:val="0"/>
+          <w:color w:val="000000"/>
           <w:sz w:val="22"/>
         </w:rPr>
         <w:t xml:space="preserve"> (rough cut, fine cut, final cut) untuk makluman </w:t>
       </w:r>
       <w:r>
         <w:rPr>
-          <w:rFonts w:ascii="Arial" w:hAnsi="Arial"/>
+          <w:rFonts w:ascii="Arial" w:hAnsi="Arial" w:cs="Arial"/>
           <w:b w:val="0"/>
           <w:i/>
+          <w:color w:val="000000"/>
           <w:sz w:val="22"/>
         </w:rPr>
         <w:t>Producer</w:t>
       </w:r>
       <w:r>
         <w:rPr>
-          <w:rFonts w:ascii="Arial" w:hAnsi="Arial"/>
+          <w:rFonts w:ascii="Arial" w:hAnsi="Arial" w:cs="Arial"/>
           <w:b w:val="0"/>
           <w:i w:val="0"/>
+          <w:color w:val="000000"/>
           <w:sz w:val="22"/>
         </w:rPr>
         <w:t>.</w:t>
@@ -1178,31 +1938,35 @@
     </w:p>
     <w:p>
       <w:pPr>
-        <w:spacing w:after="160"/>
+        <w:spacing w:after="120" w:line="276" w:lineRule="auto"/>
+        <w:jc w:val="left"/>
       </w:pPr>
       <w:r>
         <w:rPr>
-          <w:rFonts w:ascii="Arial" w:hAnsi="Arial"/>
+          <w:rFonts w:ascii="Arial" w:hAnsi="Arial" w:cs="Arial"/>
           <w:b/>
           <w:i w:val="0"/>
+          <w:color w:val="000000"/>
           <w:sz w:val="22"/>
         </w:rPr>
         <w:t>1.8 Memos</w:t>
       </w:r>
       <w:r>
         <w:rPr>
-          <w:rFonts w:ascii="Arial" w:hAnsi="Arial"/>
+          <w:rFonts w:ascii="Arial" w:hAnsi="Arial" w:cs="Arial"/>
           <w:b w:val="0"/>
           <w:i w:val="0"/>
+          <w:color w:val="000000"/>
           <w:sz w:val="22"/>
         </w:rPr>
         <w:t xml:space="preserve"> </w:t>
       </w:r>
       <w:r>
         <w:rPr>
-          <w:rFonts w:ascii="Arial" w:hAnsi="Arial"/>
+          <w:rFonts w:ascii="Arial" w:hAnsi="Arial" w:cs="Arial"/>
           <w:b w:val="0"/>
           <w:i/>
+          <w:color w:val="000000"/>
           <w:sz w:val="22"/>
         </w:rPr>
         <w:t>(Memo)</w:t>
@@ -1210,13 +1974,15 @@
     </w:p>
     <w:p>
       <w:pPr>
-        <w:spacing w:after="160"/>
+        <w:spacing w:after="120" w:line="276" w:lineRule="auto"/>
+        <w:jc w:val="left"/>
       </w:pPr>
       <w:r>
         <w:rPr>
-          <w:rFonts w:ascii="Arial" w:hAnsi="Arial"/>
+          <w:rFonts w:ascii="Arial" w:hAnsi="Arial" w:cs="Arial"/>
           <w:b w:val="0"/>
           <w:i w:val="0"/>
+          <w:color w:val="000000"/>
           <w:sz w:val="22"/>
         </w:rPr>
         <w:t>Nota rasmi bertulis mesej untuk arahan kerja.</w:t>
@@ -1224,40 +1990,45 @@
     </w:p>
     <w:p>
       <w:pPr>
-        <w:spacing w:after="160"/>
+        <w:spacing w:after="120" w:line="276" w:lineRule="auto"/>
+        <w:jc w:val="left"/>
       </w:pPr>
       <w:r>
         <w:rPr>
-          <w:rFonts w:ascii="Arial" w:hAnsi="Arial"/>
+          <w:rFonts w:ascii="Arial" w:hAnsi="Arial" w:cs="Arial"/>
           <w:b w:val="0"/>
           <w:i/>
+          <w:color w:val="000000"/>
           <w:sz w:val="22"/>
         </w:rPr>
         <w:t>Contoh studio:</w:t>
       </w:r>
       <w:r>
         <w:rPr>
-          <w:rFonts w:ascii="Arial" w:hAnsi="Arial"/>
+          <w:rFonts w:ascii="Arial" w:hAnsi="Arial" w:cs="Arial"/>
           <w:b w:val="0"/>
           <w:i w:val="0"/>
+          <w:color w:val="000000"/>
           <w:sz w:val="22"/>
         </w:rPr>
         <w:t xml:space="preserve"> memo dalaman studio mengenai perubahan jadual </w:t>
       </w:r>
       <w:r>
         <w:rPr>
-          <w:rFonts w:ascii="Arial" w:hAnsi="Arial"/>
+          <w:rFonts w:ascii="Arial" w:hAnsi="Arial" w:cs="Arial"/>
           <w:b w:val="0"/>
           <w:i/>
+          <w:color w:val="000000"/>
           <w:sz w:val="22"/>
         </w:rPr>
         <w:t>deadline</w:t>
       </w:r>
       <w:r>
         <w:rPr>
-          <w:rFonts w:ascii="Arial" w:hAnsi="Arial"/>
+          <w:rFonts w:ascii="Arial" w:hAnsi="Arial" w:cs="Arial"/>
           <w:b w:val="0"/>
           <w:i w:val="0"/>
+          <w:color w:val="000000"/>
           <w:sz w:val="22"/>
         </w:rPr>
         <w:t xml:space="preserve"> penghantaran projek kepada klien.</w:t>
@@ -1265,31 +2036,35 @@
     </w:p>
     <w:p>
       <w:pPr>
-        <w:spacing w:after="160"/>
+        <w:spacing w:after="120" w:line="276" w:lineRule="auto"/>
+        <w:jc w:val="left"/>
       </w:pPr>
       <w:r>
         <w:rPr>
-          <w:rFonts w:ascii="Arial" w:hAnsi="Arial"/>
+          <w:rFonts w:ascii="Arial" w:hAnsi="Arial" w:cs="Arial"/>
           <w:b/>
           <w:i w:val="0"/>
+          <w:color w:val="000000"/>
           <w:sz w:val="22"/>
         </w:rPr>
         <w:t>1.9 Brochures</w:t>
       </w:r>
       <w:r>
         <w:rPr>
-          <w:rFonts w:ascii="Arial" w:hAnsi="Arial"/>
+          <w:rFonts w:ascii="Arial" w:hAnsi="Arial" w:cs="Arial"/>
           <w:b w:val="0"/>
           <w:i w:val="0"/>
+          <w:color w:val="000000"/>
           <w:sz w:val="22"/>
         </w:rPr>
         <w:t xml:space="preserve"> </w:t>
       </w:r>
       <w:r>
         <w:rPr>
-          <w:rFonts w:ascii="Arial" w:hAnsi="Arial"/>
+          <w:rFonts w:ascii="Arial" w:hAnsi="Arial" w:cs="Arial"/>
           <w:b w:val="0"/>
           <w:i/>
+          <w:color w:val="000000"/>
           <w:sz w:val="22"/>
         </w:rPr>
         <w:t>(Risalah)</w:t>
@@ -1297,13 +2072,15 @@
     </w:p>
     <w:p>
       <w:pPr>
-        <w:spacing w:after="160"/>
+        <w:spacing w:after="120" w:line="276" w:lineRule="auto"/>
+        <w:jc w:val="left"/>
       </w:pPr>
       <w:r>
         <w:rPr>
-          <w:rFonts w:ascii="Arial" w:hAnsi="Arial"/>
+          <w:rFonts w:ascii="Arial" w:hAnsi="Arial" w:cs="Arial"/>
           <w:b w:val="0"/>
           <w:i w:val="0"/>
+          <w:color w:val="000000"/>
           <w:sz w:val="22"/>
         </w:rPr>
         <w:t>Risalah adalah bahan pengiklanan yang digunakan terutamanya untuk memaklumkan tentang produk dan/atau perkhidmatan.</w:t>
@@ -1311,13 +2088,15 @@
     </w:p>
     <w:p>
       <w:pPr>
-        <w:spacing w:after="160"/>
+        <w:spacing w:after="120" w:line="276" w:lineRule="auto"/>
+        <w:jc w:val="left"/>
       </w:pPr>
       <w:r>
         <w:rPr>
-          <w:rFonts w:ascii="Arial" w:hAnsi="Arial"/>
+          <w:rFonts w:ascii="Arial" w:hAnsi="Arial" w:cs="Arial"/>
           <w:b w:val="0"/>
           <w:i/>
+          <w:color w:val="000000"/>
           <w:sz w:val="22"/>
         </w:rPr>
         <w:t>(Rujuk Figure 5: Brochures dalam KP rasmi.)</w:t>
@@ -1325,40 +2104,45 @@
     </w:p>
     <w:p>
       <w:pPr>
-        <w:spacing w:after="160"/>
+        <w:spacing w:after="120" w:line="276" w:lineRule="auto"/>
+        <w:jc w:val="left"/>
       </w:pPr>
       <w:r>
         <w:rPr>
-          <w:rFonts w:ascii="Arial" w:hAnsi="Arial"/>
+          <w:rFonts w:ascii="Arial" w:hAnsi="Arial" w:cs="Arial"/>
           <w:b w:val="0"/>
           <w:i/>
+          <w:color w:val="000000"/>
           <w:sz w:val="22"/>
         </w:rPr>
         <w:t>Contoh studio:</w:t>
       </w:r>
       <w:r>
         <w:rPr>
-          <w:rFonts w:ascii="Arial" w:hAnsi="Arial"/>
+          <w:rFonts w:ascii="Arial" w:hAnsi="Arial" w:cs="Arial"/>
           <w:b w:val="0"/>
           <w:i w:val="0"/>
+          <w:color w:val="000000"/>
           <w:sz w:val="22"/>
         </w:rPr>
         <w:t xml:space="preserve"> risalah perkhidmatan </w:t>
       </w:r>
       <w:r>
         <w:rPr>
-          <w:rFonts w:ascii="Arial" w:hAnsi="Arial"/>
+          <w:rFonts w:ascii="Arial" w:hAnsi="Arial" w:cs="Arial"/>
           <w:b w:val="0"/>
           <w:i/>
+          <w:color w:val="000000"/>
           <w:sz w:val="22"/>
         </w:rPr>
         <w:t>post-production</w:t>
       </w:r>
       <w:r>
         <w:rPr>
-          <w:rFonts w:ascii="Arial" w:hAnsi="Arial"/>
+          <w:rFonts w:ascii="Arial" w:hAnsi="Arial" w:cs="Arial"/>
           <w:b w:val="0"/>
           <w:i w:val="0"/>
+          <w:color w:val="000000"/>
           <w:sz w:val="22"/>
         </w:rPr>
         <w:t xml:space="preserve"> studio 3U yang menerangkan pakej penyuntingan video kepada bakal klien.</w:t>
@@ -1366,31 +2150,35 @@
     </w:p>
     <w:p>
       <w:pPr>
-        <w:spacing w:after="160"/>
+        <w:spacing w:after="120" w:line="276" w:lineRule="auto"/>
+        <w:jc w:val="left"/>
       </w:pPr>
       <w:r>
         <w:rPr>
-          <w:rFonts w:ascii="Arial" w:hAnsi="Arial"/>
+          <w:rFonts w:ascii="Arial" w:hAnsi="Arial" w:cs="Arial"/>
           <w:b/>
           <w:i w:val="0"/>
+          <w:color w:val="000000"/>
           <w:sz w:val="22"/>
         </w:rPr>
         <w:t>1.10 Newsletters</w:t>
       </w:r>
       <w:r>
         <w:rPr>
-          <w:rFonts w:ascii="Arial" w:hAnsi="Arial"/>
+          <w:rFonts w:ascii="Arial" w:hAnsi="Arial" w:cs="Arial"/>
           <w:b w:val="0"/>
           <w:i w:val="0"/>
+          <w:color w:val="000000"/>
           <w:sz w:val="22"/>
         </w:rPr>
         <w:t xml:space="preserve"> </w:t>
       </w:r>
       <w:r>
         <w:rPr>
-          <w:rFonts w:ascii="Arial" w:hAnsi="Arial"/>
+          <w:rFonts w:ascii="Arial" w:hAnsi="Arial" w:cs="Arial"/>
           <w:b w:val="0"/>
           <w:i/>
+          <w:color w:val="000000"/>
           <w:sz w:val="22"/>
         </w:rPr>
         <w:t>(Surat Berita)</w:t>
@@ -1398,13 +2186,15 @@
     </w:p>
     <w:p>
       <w:pPr>
-        <w:spacing w:after="160"/>
+        <w:spacing w:after="120" w:line="276" w:lineRule="auto"/>
+        <w:jc w:val="left"/>
       </w:pPr>
       <w:r>
         <w:rPr>
-          <w:rFonts w:ascii="Arial" w:hAnsi="Arial"/>
+          <w:rFonts w:ascii="Arial" w:hAnsi="Arial" w:cs="Arial"/>
           <w:b w:val="0"/>
           <w:i w:val="0"/>
+          <w:color w:val="000000"/>
           <w:sz w:val="22"/>
         </w:rPr>
         <w:t>Surat berita adalah penerbitan yang diedarkan secara berkala, umumnya mengenai satu topik utama yang menarik minat pelanggannya.</w:t>
@@ -1412,22 +2202,25 @@
     </w:p>
     <w:p>
       <w:pPr>
-        <w:spacing w:after="160"/>
+        <w:spacing w:after="120" w:line="276" w:lineRule="auto"/>
+        <w:jc w:val="left"/>
       </w:pPr>
       <w:r>
         <w:rPr>
-          <w:rFonts w:ascii="Arial" w:hAnsi="Arial"/>
+          <w:rFonts w:ascii="Arial" w:hAnsi="Arial" w:cs="Arial"/>
           <w:b w:val="0"/>
           <w:i/>
+          <w:color w:val="000000"/>
           <w:sz w:val="22"/>
         </w:rPr>
         <w:t>Contoh studio:</w:t>
       </w:r>
       <w:r>
         <w:rPr>
-          <w:rFonts w:ascii="Arial" w:hAnsi="Arial"/>
+          <w:rFonts w:ascii="Arial" w:hAnsi="Arial" w:cs="Arial"/>
           <w:b w:val="0"/>
           <w:i w:val="0"/>
+          <w:color w:val="000000"/>
           <w:sz w:val="22"/>
         </w:rPr>
         <w:t xml:space="preserve"> surat berita bulanan studio 3U yang berkongsi projek terbaharu dan pencapaian pasukan penyuntingan video dengan pelanggan dan rakan industri.</w:t>
@@ -1435,36 +2228,41 @@
     </w:p>
     <w:p>
       <w:pPr>
-        <w:spacing w:before="200"/>
+        <w:spacing w:before="120" w:after="120" w:line="276" w:lineRule="auto"/>
+        <w:jc w:val="left"/>
       </w:pPr>
       <w:r>
         <w:rPr>
-          <w:rFonts w:ascii="Arial" w:hAnsi="Arial"/>
+          <w:rFonts w:ascii="Arial" w:hAnsi="Arial" w:cs="Arial"/>
           <w:b/>
           <w:i w:val="0"/>
-          <w:sz w:val="24"/>
+          <w:color w:val="000000"/>
+          <w:sz w:val="22"/>
         </w:rPr>
         <w:t xml:space="preserve">2. Content Of Workplace Reading Materials </w:t>
       </w:r>
       <w:r>
         <w:rPr>
-          <w:rFonts w:ascii="Arial" w:hAnsi="Arial"/>
+          <w:rFonts w:ascii="Arial" w:hAnsi="Arial" w:cs="Arial"/>
           <w:b/>
           <w:i/>
-          <w:sz w:val="24"/>
+          <w:color w:val="000000"/>
+          <w:sz w:val="22"/>
         </w:rPr>
         <w:t>(Kandungan Bahan Bacaan Tempat Kerja)</w:t>
       </w:r>
     </w:p>
     <w:p>
       <w:pPr>
-        <w:spacing w:after="160"/>
+        <w:spacing w:after="120" w:line="276" w:lineRule="auto"/>
+        <w:jc w:val="left"/>
       </w:pPr>
       <w:r>
         <w:rPr>
-          <w:rFonts w:ascii="Arial" w:hAnsi="Arial"/>
+          <w:rFonts w:ascii="Arial" w:hAnsi="Arial" w:cs="Arial"/>
           <w:b w:val="0"/>
           <w:i w:val="0"/>
+          <w:color w:val="000000"/>
           <w:sz w:val="22"/>
         </w:rPr>
         <w:t>Kandungan bahan bacaan adalah untuk memberikan penjelasan sebelum kerja dijalankan. Ia dihasilkan dengan bahasa mudah tetapi tepat untuk kefahaman semua. Ia perlu dibuat ringkas dan mudah, terutamanya untuk pekerja baharu atau mereka yang mempunyai kesukaran memahami bacaan. Bagi mereka, membaca untuk mempelajari daripada bahan kandungan boleh menjadi satu cabaran.</w:t>
@@ -1472,13 +2270,15 @@
     </w:p>
     <w:p>
       <w:pPr>
-        <w:spacing w:after="160"/>
+        <w:spacing w:after="120" w:line="276" w:lineRule="auto"/>
+        <w:jc w:val="left"/>
       </w:pPr>
       <w:r>
         <w:rPr>
-          <w:rFonts w:ascii="Arial" w:hAnsi="Arial"/>
+          <w:rFonts w:ascii="Arial" w:hAnsi="Arial" w:cs="Arial"/>
           <w:b w:val="0"/>
           <w:i/>
+          <w:color w:val="000000"/>
           <w:sz w:val="22"/>
         </w:rPr>
         <w:t>(Rujuk Figure 6: Reading materials dalam KP rasmi.)</w:t>
@@ -1486,13 +2286,15 @@
     </w:p>
     <w:p>
       <w:pPr>
-        <w:spacing w:after="160"/>
+        <w:spacing w:after="120" w:line="276" w:lineRule="auto"/>
+        <w:jc w:val="left"/>
       </w:pPr>
       <w:r>
         <w:rPr>
-          <w:rFonts w:ascii="Arial" w:hAnsi="Arial"/>
+          <w:rFonts w:ascii="Arial" w:hAnsi="Arial" w:cs="Arial"/>
           <w:b w:val="0"/>
           <w:i w:val="0"/>
+          <w:color w:val="000000"/>
           <w:sz w:val="22"/>
         </w:rPr>
         <w:t>Bagi mengatasinya, kandungan memerlukan maklumat ringkas dan pendek, seperti:</w:t>
@@ -1501,39 +2303,46 @@
     <w:p>
       <w:pPr>
         <w:pStyle w:val="ListBullet"/>
+        <w:spacing w:line="276" w:lineRule="auto" w:after="40"/>
+        <w:ind w:left="357" w:hanging="357"/>
+        <w:jc w:val="left"/>
       </w:pPr>
       <w:r>
         <w:rPr>
-          <w:rFonts w:ascii="Arial" w:hAnsi="Arial"/>
+          <w:rFonts w:ascii="Arial" w:hAnsi="Arial" w:cs="Arial"/>
           <w:b/>
           <w:i w:val="0"/>
+          <w:color w:val="000000"/>
           <w:sz w:val="22"/>
         </w:rPr>
         <w:t>i. Maklumat</w:t>
       </w:r>
       <w:r>
         <w:rPr>
-          <w:rFonts w:ascii="Arial" w:hAnsi="Arial"/>
+          <w:rFonts w:ascii="Arial" w:hAnsi="Arial" w:cs="Arial"/>
           <w:b w:val="0"/>
           <w:i w:val="0"/>
+          <w:color w:val="000000"/>
           <w:sz w:val="22"/>
         </w:rPr>
         <w:t xml:space="preserve"> </w:t>
       </w:r>
       <w:r>
         <w:rPr>
-          <w:rFonts w:ascii="Arial" w:hAnsi="Arial"/>
+          <w:rFonts w:ascii="Arial" w:hAnsi="Arial" w:cs="Arial"/>
           <w:b w:val="0"/>
           <w:i/>
+          <w:color w:val="000000"/>
           <w:sz w:val="22"/>
         </w:rPr>
         <w:t>(Information)</w:t>
       </w:r>
       <w:r>
         <w:rPr>
-          <w:rFonts w:ascii="Arial" w:hAnsi="Arial"/>
+          <w:rFonts w:ascii="Arial" w:hAnsi="Arial" w:cs="Arial"/>
           <w:b w:val="0"/>
           <w:i w:val="0"/>
+          <w:color w:val="000000"/>
           <w:sz w:val="22"/>
         </w:rPr>
         <w:t xml:space="preserve"> — tanda yang menyampaikan maklumat mengenai perkhidmatan dan kemudahan, seperti peta, direktori, atau tanda arahan.</w:t>
@@ -1542,39 +2351,46 @@
     <w:p>
       <w:pPr>
         <w:pStyle w:val="ListBullet"/>
+        <w:spacing w:line="276" w:lineRule="auto" w:after="40"/>
+        <w:ind w:left="357" w:hanging="357"/>
+        <w:jc w:val="left"/>
       </w:pPr>
       <w:r>
         <w:rPr>
-          <w:rFonts w:ascii="Arial" w:hAnsi="Arial"/>
+          <w:rFonts w:ascii="Arial" w:hAnsi="Arial" w:cs="Arial"/>
           <w:b/>
           <w:i w:val="0"/>
+          <w:color w:val="000000"/>
           <w:sz w:val="22"/>
         </w:rPr>
         <w:t>ii. Arah</w:t>
       </w:r>
       <w:r>
         <w:rPr>
-          <w:rFonts w:ascii="Arial" w:hAnsi="Arial"/>
+          <w:rFonts w:ascii="Arial" w:hAnsi="Arial" w:cs="Arial"/>
           <w:b w:val="0"/>
           <w:i w:val="0"/>
+          <w:color w:val="000000"/>
           <w:sz w:val="22"/>
         </w:rPr>
         <w:t xml:space="preserve"> </w:t>
       </w:r>
       <w:r>
         <w:rPr>
-          <w:rFonts w:ascii="Arial" w:hAnsi="Arial"/>
+          <w:rFonts w:ascii="Arial" w:hAnsi="Arial" w:cs="Arial"/>
           <w:b w:val="0"/>
           <w:i/>
+          <w:color w:val="000000"/>
           <w:sz w:val="22"/>
         </w:rPr>
         <w:t>(Direction)</w:t>
       </w:r>
       <w:r>
         <w:rPr>
-          <w:rFonts w:ascii="Arial" w:hAnsi="Arial"/>
+          <w:rFonts w:ascii="Arial" w:hAnsi="Arial" w:cs="Arial"/>
           <w:b w:val="0"/>
           <w:i w:val="0"/>
+          <w:color w:val="000000"/>
           <w:sz w:val="22"/>
         </w:rPr>
         <w:t xml:space="preserve"> — tanda yang menunjukkan lokasi perkhidmatan, kemudahan, ruang fungsian dan kawasan utama, seperti papan tanda atau anak panah arah.</w:t>
@@ -1583,39 +2399,46 @@
     <w:p>
       <w:pPr>
         <w:pStyle w:val="ListBullet"/>
+        <w:spacing w:line="276" w:lineRule="auto" w:after="40"/>
+        <w:ind w:left="357" w:hanging="357"/>
+        <w:jc w:val="left"/>
       </w:pPr>
       <w:r>
         <w:rPr>
-          <w:rFonts w:ascii="Arial" w:hAnsi="Arial"/>
+          <w:rFonts w:ascii="Arial" w:hAnsi="Arial" w:cs="Arial"/>
           <w:b/>
           <w:i w:val="0"/>
+          <w:color w:val="000000"/>
           <w:sz w:val="22"/>
         </w:rPr>
         <w:t>iii. Pengenalan</w:t>
       </w:r>
       <w:r>
         <w:rPr>
-          <w:rFonts w:ascii="Arial" w:hAnsi="Arial"/>
+          <w:rFonts w:ascii="Arial" w:hAnsi="Arial" w:cs="Arial"/>
           <w:b w:val="0"/>
           <w:i w:val="0"/>
+          <w:color w:val="000000"/>
           <w:sz w:val="22"/>
         </w:rPr>
         <w:t xml:space="preserve"> </w:t>
       </w:r>
       <w:r>
         <w:rPr>
-          <w:rFonts w:ascii="Arial" w:hAnsi="Arial"/>
+          <w:rFonts w:ascii="Arial" w:hAnsi="Arial" w:cs="Arial"/>
           <w:b w:val="0"/>
           <w:i/>
+          <w:color w:val="000000"/>
           <w:sz w:val="22"/>
         </w:rPr>
         <w:t>(Identification)</w:t>
       </w:r>
       <w:r>
         <w:rPr>
-          <w:rFonts w:ascii="Arial" w:hAnsi="Arial"/>
+          <w:rFonts w:ascii="Arial" w:hAnsi="Arial" w:cs="Arial"/>
           <w:b w:val="0"/>
           <w:i w:val="0"/>
+          <w:color w:val="000000"/>
           <w:sz w:val="22"/>
         </w:rPr>
         <w:t xml:space="preserve"> — tanda yang menunjukkan perkhidmatan dan kemudahan, seperti nama dan nombor bilik, tanda tandas, atau penandaan tingkat.</w:t>
@@ -1624,39 +2447,46 @@
     <w:p>
       <w:pPr>
         <w:pStyle w:val="ListBullet"/>
+        <w:spacing w:line="276" w:lineRule="auto" w:after="40"/>
+        <w:ind w:left="357" w:hanging="357"/>
+        <w:jc w:val="left"/>
       </w:pPr>
       <w:r>
         <w:rPr>
-          <w:rFonts w:ascii="Arial" w:hAnsi="Arial"/>
+          <w:rFonts w:ascii="Arial" w:hAnsi="Arial" w:cs="Arial"/>
           <w:b/>
           <w:i w:val="0"/>
+          <w:color w:val="000000"/>
           <w:sz w:val="22"/>
         </w:rPr>
         <w:t>iv. Keselamatan dan Peraturan</w:t>
       </w:r>
       <w:r>
         <w:rPr>
-          <w:rFonts w:ascii="Arial" w:hAnsi="Arial"/>
+          <w:rFonts w:ascii="Arial" w:hAnsi="Arial" w:cs="Arial"/>
           <w:b w:val="0"/>
           <w:i w:val="0"/>
+          <w:color w:val="000000"/>
           <w:sz w:val="22"/>
         </w:rPr>
         <w:t xml:space="preserve"> </w:t>
       </w:r>
       <w:r>
         <w:rPr>
-          <w:rFonts w:ascii="Arial" w:hAnsi="Arial"/>
+          <w:rFonts w:ascii="Arial" w:hAnsi="Arial" w:cs="Arial"/>
           <w:b w:val="0"/>
           <w:i/>
+          <w:color w:val="000000"/>
           <w:sz w:val="22"/>
         </w:rPr>
         <w:t>(Safety and Regulatory)</w:t>
       </w:r>
       <w:r>
         <w:rPr>
-          <w:rFonts w:ascii="Arial" w:hAnsi="Arial"/>
+          <w:rFonts w:ascii="Arial" w:hAnsi="Arial" w:cs="Arial"/>
           <w:b w:val="0"/>
           <w:i w:val="0"/>
+          <w:color w:val="000000"/>
           <w:sz w:val="22"/>
         </w:rPr>
         <w:t xml:space="preserve"> — tanda yang memberi amaran atau arahan keselamatan, seperti tanda amaran, tanda lalu lintas, tanda keluar, atau tanda yang menyampaikan peraturan.</w:t>
@@ -1664,13 +2494,15 @@
     </w:p>
     <w:p>
       <w:pPr>
-        <w:spacing w:after="160"/>
+        <w:spacing w:after="120" w:line="276" w:lineRule="auto"/>
+        <w:jc w:val="left"/>
       </w:pPr>
       <w:r>
         <w:rPr>
-          <w:rFonts w:ascii="Arial" w:hAnsi="Arial"/>
+          <w:rFonts w:ascii="Arial" w:hAnsi="Arial" w:cs="Arial"/>
           <w:b w:val="0"/>
           <w:i/>
+          <w:color w:val="000000"/>
           <w:sz w:val="22"/>
         </w:rPr>
         <w:t>(Rujuk Figure 7: Sign dan Figure 8: Sign Site Safety dalam KP rasmi.)</w:t>
@@ -1678,130 +2510,149 @@
     </w:p>
     <w:p>
       <w:pPr>
-        <w:spacing w:after="160"/>
+        <w:spacing w:after="120" w:line="276" w:lineRule="auto"/>
+        <w:jc w:val="left"/>
       </w:pPr>
       <w:r>
         <w:rPr>
-          <w:rFonts w:ascii="Arial" w:hAnsi="Arial"/>
+          <w:rFonts w:ascii="Arial" w:hAnsi="Arial" w:cs="Arial"/>
           <w:b w:val="0"/>
           <w:i/>
+          <w:color w:val="000000"/>
           <w:sz w:val="22"/>
         </w:rPr>
         <w:t>Contoh studio:</w:t>
       </w:r>
       <w:r>
         <w:rPr>
-          <w:rFonts w:ascii="Arial" w:hAnsi="Arial"/>
+          <w:rFonts w:ascii="Arial" w:hAnsi="Arial" w:cs="Arial"/>
           <w:b w:val="0"/>
           <w:i w:val="0"/>
+          <w:color w:val="000000"/>
           <w:sz w:val="22"/>
         </w:rPr>
         <w:t xml:space="preserve"> di studio penyuntingan video, tanda kategori "Maklumat" boleh berupa papan direktori bilik </w:t>
       </w:r>
       <w:r>
         <w:rPr>
-          <w:rFonts w:ascii="Arial" w:hAnsi="Arial"/>
+          <w:rFonts w:ascii="Arial" w:hAnsi="Arial" w:cs="Arial"/>
           <w:b w:val="0"/>
           <w:i/>
+          <w:color w:val="000000"/>
           <w:sz w:val="22"/>
         </w:rPr>
         <w:t>editing suite</w:t>
       </w:r>
       <w:r>
         <w:rPr>
-          <w:rFonts w:ascii="Arial" w:hAnsi="Arial"/>
+          <w:rFonts w:ascii="Arial" w:hAnsi="Arial" w:cs="Arial"/>
           <w:b w:val="0"/>
           <w:i w:val="0"/>
+          <w:color w:val="000000"/>
           <w:sz w:val="22"/>
         </w:rPr>
         <w:t xml:space="preserve">; tanda "Arah" menunjukkan laluan ke </w:t>
       </w:r>
       <w:r>
         <w:rPr>
-          <w:rFonts w:ascii="Arial" w:hAnsi="Arial"/>
+          <w:rFonts w:ascii="Arial" w:hAnsi="Arial" w:cs="Arial"/>
           <w:b w:val="0"/>
           <w:i/>
+          <w:color w:val="000000"/>
           <w:sz w:val="22"/>
         </w:rPr>
         <w:t>server room</w:t>
       </w:r>
       <w:r>
         <w:rPr>
-          <w:rFonts w:ascii="Arial" w:hAnsi="Arial"/>
+          <w:rFonts w:ascii="Arial" w:hAnsi="Arial" w:cs="Arial"/>
           <w:b w:val="0"/>
           <w:i w:val="0"/>
+          <w:color w:val="000000"/>
           <w:sz w:val="22"/>
         </w:rPr>
         <w:t xml:space="preserve">; tanda "Pengenalan" menandakan nombor bilik </w:t>
       </w:r>
       <w:r>
         <w:rPr>
-          <w:rFonts w:ascii="Arial" w:hAnsi="Arial"/>
+          <w:rFonts w:ascii="Arial" w:hAnsi="Arial" w:cs="Arial"/>
           <w:b w:val="0"/>
           <w:i/>
+          <w:color w:val="000000"/>
           <w:sz w:val="22"/>
         </w:rPr>
         <w:t>suite</w:t>
       </w:r>
       <w:r>
         <w:rPr>
-          <w:rFonts w:ascii="Arial" w:hAnsi="Arial"/>
+          <w:rFonts w:ascii="Arial" w:hAnsi="Arial" w:cs="Arial"/>
           <w:b w:val="0"/>
           <w:i w:val="0"/>
+          <w:color w:val="000000"/>
           <w:sz w:val="22"/>
         </w:rPr>
         <w:t xml:space="preserve"> (contohnya "Edit Suite 3"); dan tanda "Keselamatan dan Peraturan" memberi amaran seperti "Dilarang Makan/Minum Berhampiran Peralatan Elektronik" atau "Kawasan Voltan Tinggi — </w:t>
       </w:r>
       <w:r>
         <w:rPr>
-          <w:rFonts w:ascii="Arial" w:hAnsi="Arial"/>
+          <w:rFonts w:ascii="Arial" w:hAnsi="Arial" w:cs="Arial"/>
           <w:b w:val="0"/>
           <w:i/>
+          <w:color w:val="000000"/>
           <w:sz w:val="22"/>
         </w:rPr>
         <w:t>Server Room</w:t>
       </w:r>
       <w:r>
         <w:rPr>
-          <w:rFonts w:ascii="Arial" w:hAnsi="Arial"/>
+          <w:rFonts w:ascii="Arial" w:hAnsi="Arial" w:cs="Arial"/>
           <w:b w:val="0"/>
           <w:i w:val="0"/>
+          <w:color w:val="000000"/>
           <w:sz w:val="22"/>
         </w:rPr>
         <w:t>".</w:t>
       </w:r>
     </w:p>
     <w:p>
+      <w:pPr>
+        <w:spacing w:before="120" w:after="120" w:line="276" w:lineRule="auto"/>
+        <w:jc w:val="left"/>
+      </w:pPr>
       <w:r>
         <w:rPr>
-          <w:rFonts w:ascii="Arial" w:hAnsi="Arial"/>
+          <w:rFonts w:ascii="Arial" w:hAnsi="Arial" w:cs="Arial"/>
           <w:b/>
-          <w:sz w:val="24"/>
+          <w:color w:val="000000"/>
+          <w:sz w:val="22"/>
         </w:rPr>
         <w:t>SOALAN</w:t>
       </w:r>
       <w:r>
         <w:rPr>
-          <w:rFonts w:ascii="Arial" w:hAnsi="Arial"/>
+          <w:rFonts w:ascii="Arial" w:hAnsi="Arial" w:cs="Arial"/>
           <w:b/>
-          <w:sz w:val="24"/>
+          <w:color w:val="000000"/>
+          <w:sz w:val="22"/>
         </w:rPr>
         <w:t>/</w:t>
       </w:r>
       <w:r>
         <w:rPr>
-          <w:rFonts w:ascii="Arial" w:hAnsi="Arial"/>
+          <w:rFonts w:ascii="Arial" w:hAnsi="Arial" w:cs="Arial"/>
           <w:b/>
           <w:i/>
-          <w:sz w:val="24"/>
+          <w:color w:val="000000"/>
+          <w:sz w:val="22"/>
         </w:rPr>
         <w:t>QUESTION</w:t>
       </w:r>
       <w:r>
         <w:rPr>
-          <w:rFonts w:ascii="Arial" w:hAnsi="Arial"/>
+          <w:rFonts w:ascii="Arial" w:hAnsi="Arial" w:cs="Arial"/>
           <w:b/>
-          <w:sz w:val="24"/>
+          <w:color w:val="000000"/>
+          <w:sz w:val="22"/>
         </w:rPr>
         <w:t>:</w:t>
       </w:r>
@@ -1809,13 +2660,15 @@
     <w:p/>
     <w:p>
       <w:pPr>
-        <w:spacing w:after="160"/>
+        <w:spacing w:after="120" w:before="120" w:line="276" w:lineRule="auto"/>
+        <w:jc w:val="left"/>
       </w:pPr>
       <w:r>
         <w:rPr>
-          <w:rFonts w:ascii="Arial" w:hAnsi="Arial"/>
+          <w:rFonts w:ascii="Arial" w:hAnsi="Arial" w:cs="Arial"/>
           <w:b/>
           <w:i w:val="0"/>
+          <w:color w:val="000000"/>
           <w:sz w:val="22"/>
         </w:rPr>
         <w:t>1. Apakah tujuan bahan bacaan di tempat kerja?</w:t>
@@ -1823,76 +2676,85 @@
     </w:p>
     <w:p>
       <w:pPr>
-        <w:spacing w:after="160"/>
+        <w:spacing w:after="120" w:line="276" w:lineRule="auto"/>
+        <w:jc w:val="left"/>
       </w:pPr>
       <w:r>
         <w:rPr>
-          <w:rFonts w:ascii="Arial" w:hAnsi="Arial"/>
+          <w:rFonts w:ascii="Arial" w:hAnsi="Arial" w:cs="Arial"/>
           <w:b w:val="0"/>
           <w:i/>
+          <w:color w:val="000000"/>
           <w:sz w:val="22"/>
         </w:rPr>
         <w:t>Jawapan model:</w:t>
       </w:r>
       <w:r>
         <w:rPr>
-          <w:rFonts w:ascii="Arial" w:hAnsi="Arial"/>
+          <w:rFonts w:ascii="Arial" w:hAnsi="Arial" w:cs="Arial"/>
           <w:b w:val="0"/>
           <w:i w:val="0"/>
+          <w:color w:val="000000"/>
           <w:sz w:val="22"/>
         </w:rPr>
         <w:t xml:space="preserve"> Bahan bacaan di tempat kerja bertujuan memecahkan maklumat kompleks dan menerangkannya dalam bahasa mudah tanpa istilah teknikal, supaya pekerja — termasuk pekerja baharu — dapat memahami arahan dan maklumat berkaitan tugas mereka. Di studio penyuntingan video, contohnya SOP </w:t>
       </w:r>
       <w:r>
         <w:rPr>
-          <w:rFonts w:ascii="Arial" w:hAnsi="Arial"/>
+          <w:rFonts w:ascii="Arial" w:hAnsi="Arial" w:cs="Arial"/>
           <w:b w:val="0"/>
           <w:i/>
+          <w:color w:val="000000"/>
           <w:sz w:val="22"/>
         </w:rPr>
         <w:t>export</w:t>
       </w:r>
       <w:r>
         <w:rPr>
-          <w:rFonts w:ascii="Arial" w:hAnsi="Arial"/>
+          <w:rFonts w:ascii="Arial" w:hAnsi="Arial" w:cs="Arial"/>
           <w:b w:val="0"/>
           <w:i w:val="0"/>
+          <w:color w:val="000000"/>
           <w:sz w:val="22"/>
         </w:rPr>
         <w:t xml:space="preserve"> fail dan manual peralatan </w:t>
       </w:r>
       <w:r>
         <w:rPr>
-          <w:rFonts w:ascii="Arial" w:hAnsi="Arial"/>
+          <w:rFonts w:ascii="Arial" w:hAnsi="Arial" w:cs="Arial"/>
           <w:b w:val="0"/>
           <w:i/>
+          <w:color w:val="000000"/>
           <w:sz w:val="22"/>
         </w:rPr>
         <w:t>editing suite</w:t>
       </w:r>
       <w:r>
         <w:rPr>
-          <w:rFonts w:ascii="Arial" w:hAnsi="Arial"/>
+          <w:rFonts w:ascii="Arial" w:hAnsi="Arial" w:cs="Arial"/>
           <w:b w:val="0"/>
           <w:i w:val="0"/>
+          <w:color w:val="000000"/>
           <w:sz w:val="22"/>
         </w:rPr>
         <w:t xml:space="preserve"> ditulis ringkas supaya </w:t>
       </w:r>
       <w:r>
         <w:rPr>
-          <w:rFonts w:ascii="Arial" w:hAnsi="Arial"/>
+          <w:rFonts w:ascii="Arial" w:hAnsi="Arial" w:cs="Arial"/>
           <w:b w:val="0"/>
           <w:i/>
+          <w:color w:val="000000"/>
           <w:sz w:val="22"/>
         </w:rPr>
         <w:t>Junior Editor</w:t>
       </w:r>
       <w:r>
         <w:rPr>
-          <w:rFonts w:ascii="Arial" w:hAnsi="Arial"/>
+          <w:rFonts w:ascii="Arial" w:hAnsi="Arial" w:cs="Arial"/>
           <w:b w:val="0"/>
           <w:i w:val="0"/>
+          <w:color w:val="000000"/>
           <w:sz w:val="22"/>
         </w:rPr>
         <w:t xml:space="preserve"> dapat mengikutinya tanpa salah faham.</w:t>
@@ -1900,13 +2762,15 @@
     </w:p>
     <w:p>
       <w:pPr>
-        <w:spacing w:after="160"/>
+        <w:spacing w:after="120" w:before="120" w:line="276" w:lineRule="auto"/>
+        <w:jc w:val="left"/>
       </w:pPr>
       <w:r>
         <w:rPr>
-          <w:rFonts w:ascii="Arial" w:hAnsi="Arial"/>
+          <w:rFonts w:ascii="Arial" w:hAnsi="Arial" w:cs="Arial"/>
           <w:b/>
           <w:i w:val="0"/>
+          <w:color w:val="000000"/>
           <w:sz w:val="22"/>
         </w:rPr>
         <w:t>2. Terangkan secara ringkas empat jenis bahan bacaan tempat kerja.</w:t>
@@ -1914,202 +2778,229 @@
     </w:p>
     <w:p>
       <w:pPr>
-        <w:spacing w:after="160"/>
+        <w:spacing w:after="120" w:line="276" w:lineRule="auto"/>
+        <w:jc w:val="left"/>
       </w:pPr>
       <w:r>
         <w:rPr>
-          <w:rFonts w:ascii="Arial" w:hAnsi="Arial"/>
+          <w:rFonts w:ascii="Arial" w:hAnsi="Arial" w:cs="Arial"/>
           <w:b w:val="0"/>
           <w:i/>
+          <w:color w:val="000000"/>
           <w:sz w:val="22"/>
         </w:rPr>
         <w:t>Jawapan model:</w:t>
       </w:r>
       <w:r>
         <w:rPr>
-          <w:rFonts w:ascii="Arial" w:hAnsi="Arial"/>
+          <w:rFonts w:ascii="Arial" w:hAnsi="Arial" w:cs="Arial"/>
           <w:b w:val="0"/>
           <w:i w:val="0"/>
+          <w:color w:val="000000"/>
           <w:sz w:val="22"/>
         </w:rPr>
         <w:t xml:space="preserve"> (i) </w:t>
       </w:r>
       <w:r>
         <w:rPr>
-          <w:rFonts w:ascii="Arial" w:hAnsi="Arial"/>
+          <w:rFonts w:ascii="Arial" w:hAnsi="Arial" w:cs="Arial"/>
           <w:b/>
           <w:i w:val="0"/>
+          <w:color w:val="000000"/>
           <w:sz w:val="22"/>
         </w:rPr>
         <w:t>SOP</w:t>
       </w:r>
       <w:r>
         <w:rPr>
-          <w:rFonts w:ascii="Arial" w:hAnsi="Arial"/>
+          <w:rFonts w:ascii="Arial" w:hAnsi="Arial" w:cs="Arial"/>
           <w:b w:val="0"/>
           <w:i w:val="0"/>
+          <w:color w:val="000000"/>
           <w:sz w:val="22"/>
         </w:rPr>
         <w:t xml:space="preserve"> — arahan wajib langkah demi langkah untuk menjalankan operasi secara konsisten, contohnya SOP </w:t>
       </w:r>
       <w:r>
         <w:rPr>
-          <w:rFonts w:ascii="Arial" w:hAnsi="Arial"/>
+          <w:rFonts w:ascii="Arial" w:hAnsi="Arial" w:cs="Arial"/>
           <w:b w:val="0"/>
           <w:i/>
+          <w:color w:val="000000"/>
           <w:sz w:val="22"/>
         </w:rPr>
         <w:t>export</w:t>
       </w:r>
       <w:r>
         <w:rPr>
-          <w:rFonts w:ascii="Arial" w:hAnsi="Arial"/>
+          <w:rFonts w:ascii="Arial" w:hAnsi="Arial" w:cs="Arial"/>
           <w:b w:val="0"/>
           <w:i w:val="0"/>
+          <w:color w:val="000000"/>
           <w:sz w:val="22"/>
         </w:rPr>
         <w:t xml:space="preserve"> fail akhir studio. (ii) </w:t>
       </w:r>
       <w:r>
         <w:rPr>
-          <w:rFonts w:ascii="Arial" w:hAnsi="Arial"/>
+          <w:rFonts w:ascii="Arial" w:hAnsi="Arial" w:cs="Arial"/>
           <w:b/>
           <w:i w:val="0"/>
+          <w:color w:val="000000"/>
           <w:sz w:val="22"/>
         </w:rPr>
         <w:t>Manual Kerja</w:t>
       </w:r>
       <w:r>
         <w:rPr>
-          <w:rFonts w:ascii="Arial" w:hAnsi="Arial"/>
+          <w:rFonts w:ascii="Arial" w:hAnsi="Arial" w:cs="Arial"/>
           <w:b w:val="0"/>
           <w:i w:val="0"/>
+          <w:color w:val="000000"/>
           <w:sz w:val="22"/>
         </w:rPr>
         <w:t xml:space="preserve"> — buku panduan bergambar memberi gambaran keseluruhan cara melaksanakan kerja, contohnya manual pengendalian </w:t>
       </w:r>
       <w:r>
         <w:rPr>
-          <w:rFonts w:ascii="Arial" w:hAnsi="Arial"/>
+          <w:rFonts w:ascii="Arial" w:hAnsi="Arial" w:cs="Arial"/>
           <w:b w:val="0"/>
           <w:i/>
+          <w:color w:val="000000"/>
           <w:sz w:val="22"/>
         </w:rPr>
         <w:t>RAID storage</w:t>
       </w:r>
       <w:r>
         <w:rPr>
-          <w:rFonts w:ascii="Arial" w:hAnsi="Arial"/>
+          <w:rFonts w:ascii="Arial" w:hAnsi="Arial" w:cs="Arial"/>
           <w:b w:val="0"/>
           <w:i w:val="0"/>
+          <w:color w:val="000000"/>
           <w:sz w:val="22"/>
         </w:rPr>
         <w:t xml:space="preserve">. (iii) </w:t>
       </w:r>
       <w:r>
         <w:rPr>
-          <w:rFonts w:ascii="Arial" w:hAnsi="Arial"/>
+          <w:rFonts w:ascii="Arial" w:hAnsi="Arial" w:cs="Arial"/>
           <w:b/>
           <w:i w:val="0"/>
+          <w:color w:val="000000"/>
           <w:sz w:val="22"/>
         </w:rPr>
         <w:t>Arahan Kerja</w:t>
       </w:r>
       <w:r>
         <w:rPr>
-          <w:rFonts w:ascii="Arial" w:hAnsi="Arial"/>
+          <w:rFonts w:ascii="Arial" w:hAnsi="Arial" w:cs="Arial"/>
           <w:b w:val="0"/>
           <w:i w:val="0"/>
+          <w:color w:val="000000"/>
           <w:sz w:val="22"/>
         </w:rPr>
         <w:t xml:space="preserve"> — alat membantu pekerja melaksanakan satu tugas tertentu dengan betul menggunakan tanda, gambar dan kapsyen, contohnya arahan mematikan peralatan </w:t>
       </w:r>
       <w:r>
         <w:rPr>
-          <w:rFonts w:ascii="Arial" w:hAnsi="Arial"/>
+          <w:rFonts w:ascii="Arial" w:hAnsi="Arial" w:cs="Arial"/>
           <w:b w:val="0"/>
           <w:i/>
+          <w:color w:val="000000"/>
           <w:sz w:val="22"/>
         </w:rPr>
         <w:t>editing suite</w:t>
       </w:r>
       <w:r>
         <w:rPr>
-          <w:rFonts w:ascii="Arial" w:hAnsi="Arial"/>
+          <w:rFonts w:ascii="Arial" w:hAnsi="Arial" w:cs="Arial"/>
           <w:b w:val="0"/>
           <w:i w:val="0"/>
+          <w:color w:val="000000"/>
           <w:sz w:val="22"/>
         </w:rPr>
         <w:t xml:space="preserve"> semasa gangguan elektrik. (iv) </w:t>
       </w:r>
       <w:r>
         <w:rPr>
-          <w:rFonts w:ascii="Arial" w:hAnsi="Arial"/>
+          <w:rFonts w:ascii="Arial" w:hAnsi="Arial" w:cs="Arial"/>
           <w:b/>
           <w:i w:val="0"/>
+          <w:color w:val="000000"/>
           <w:sz w:val="22"/>
         </w:rPr>
         <w:t>Prosedur Kerja</w:t>
       </w:r>
       <w:r>
         <w:rPr>
-          <w:rFonts w:ascii="Arial" w:hAnsi="Arial"/>
+          <w:rFonts w:ascii="Arial" w:hAnsi="Arial" w:cs="Arial"/>
           <w:b w:val="0"/>
           <w:i w:val="0"/>
+          <w:color w:val="000000"/>
           <w:sz w:val="22"/>
         </w:rPr>
         <w:t xml:space="preserve"> — panduan proses langkah demi langkah, contohnya prosedur </w:t>
       </w:r>
       <w:r>
         <w:rPr>
-          <w:rFonts w:ascii="Arial" w:hAnsi="Arial"/>
+          <w:rFonts w:ascii="Arial" w:hAnsi="Arial" w:cs="Arial"/>
           <w:b w:val="0"/>
           <w:i/>
+          <w:color w:val="000000"/>
           <w:sz w:val="22"/>
         </w:rPr>
         <w:t>ingest</w:t>
       </w:r>
       <w:r>
         <w:rPr>
-          <w:rFonts w:ascii="Arial" w:hAnsi="Arial"/>
+          <w:rFonts w:ascii="Arial" w:hAnsi="Arial" w:cs="Arial"/>
           <w:b w:val="0"/>
           <w:i w:val="0"/>
+          <w:color w:val="000000"/>
           <w:sz w:val="22"/>
         </w:rPr>
         <w:t xml:space="preserve"> dan penamaan fail footage mengikut kod projek.</w:t>
       </w:r>
     </w:p>
     <w:p>
+      <w:pPr>
+        <w:spacing w:before="120" w:after="120" w:line="276" w:lineRule="auto"/>
+        <w:jc w:val="left"/>
+      </w:pPr>
       <w:r>
         <w:rPr>
-          <w:rFonts w:ascii="Arial" w:hAnsi="Arial"/>
+          <w:rFonts w:ascii="Arial" w:hAnsi="Arial" w:cs="Arial"/>
           <w:b/>
-          <w:sz w:val="24"/>
+          <w:color w:val="000000"/>
+          <w:sz w:val="22"/>
         </w:rPr>
         <w:t>RUJUKAN</w:t>
       </w:r>
       <w:r>
         <w:rPr>
-          <w:rFonts w:ascii="Arial" w:hAnsi="Arial"/>
+          <w:rFonts w:ascii="Arial" w:hAnsi="Arial" w:cs="Arial"/>
           <w:b/>
-          <w:sz w:val="24"/>
+          <w:color w:val="000000"/>
+          <w:sz w:val="22"/>
         </w:rPr>
         <w:t>/</w:t>
       </w:r>
       <w:r>
         <w:rPr>
-          <w:rFonts w:ascii="Arial" w:hAnsi="Arial"/>
+          <w:rFonts w:ascii="Arial" w:hAnsi="Arial" w:cs="Arial"/>
           <w:b/>
           <w:i/>
-          <w:sz w:val="24"/>
+          <w:color w:val="000000"/>
+          <w:sz w:val="22"/>
         </w:rPr>
         <w:t>REFERENCES</w:t>
       </w:r>
       <w:r>
         <w:rPr>
-          <w:rFonts w:ascii="Arial" w:hAnsi="Arial"/>
+          <w:rFonts w:ascii="Arial" w:hAnsi="Arial" w:cs="Arial"/>
           <w:b/>
-          <w:sz w:val="24"/>
+          <w:color w:val="000000"/>
+          <w:sz w:val="22"/>
         </w:rPr>
         <w:t>:</w:t>
       </w:r>
@@ -2117,13 +3008,15 @@
     <w:p/>
     <w:p>
       <w:pPr>
-        <w:spacing w:after="160"/>
+        <w:spacing w:after="120" w:line="276" w:lineRule="auto"/>
+        <w:jc w:val="left"/>
       </w:pPr>
       <w:r>
         <w:rPr>
-          <w:rFonts w:ascii="Arial" w:hAnsi="Arial"/>
+          <w:rFonts w:ascii="Arial" w:hAnsi="Arial" w:cs="Arial"/>
           <w:b w:val="0"/>
           <w:i w:val="0"/>
+          <w:color w:val="000000"/>
           <w:sz w:val="22"/>
         </w:rPr>
         <w:t>1. https://www2.viu.ca/assessments/documents/ReadingComprehensionAssessmentReview.pdf</w:t>
@@ -2131,13 +3024,15 @@
     </w:p>
     <w:p>
       <w:pPr>
-        <w:spacing w:after="160"/>
+        <w:spacing w:after="120" w:line="276" w:lineRule="auto"/>
+        <w:jc w:val="left"/>
       </w:pPr>
       <w:r>
         <w:rPr>
-          <w:rFonts w:ascii="Arial" w:hAnsi="Arial"/>
+          <w:rFonts w:ascii="Arial" w:hAnsi="Arial" w:cs="Arial"/>
           <w:b w:val="0"/>
           <w:i w:val="0"/>
+          <w:color w:val="000000"/>
           <w:sz w:val="22"/>
         </w:rPr>
         <w:t>2. http://www.apsc.gov.au/learn/programs/communications-and-stakeholder-engagement/effective-workplace-reading</w:t>
@@ -2145,13 +3040,15 @@
     </w:p>
     <w:p>
       <w:pPr>
-        <w:spacing w:after="160"/>
+        <w:spacing w:after="120" w:line="276" w:lineRule="auto"/>
+        <w:jc w:val="left"/>
       </w:pPr>
       <w:r>
         <w:rPr>
-          <w:rFonts w:ascii="Arial" w:hAnsi="Arial"/>
+          <w:rFonts w:ascii="Arial" w:hAnsi="Arial" w:cs="Arial"/>
           <w:b w:val="0"/>
           <w:i w:val="0"/>
+          <w:color w:val="000000"/>
           <w:sz w:val="22"/>
         </w:rPr>
         <w:t>3. http://www.mindtools.com/rdstratg.html</w:t>
@@ -2224,623 +3121,8 @@
     <w:pPr>
       <w:pStyle w:val="Header"/>
     </w:pPr>
+    <w:r/>
   </w:p>
-  <w:tbl>
-    <w:tblPr>
-      <w:tblW w:type="auto" w:w="0"/>
-      <w:jc w:val="center"/>
-      <w:tblLook w:firstColumn="1" w:firstRow="1" w:lastColumn="0" w:lastRow="0" w:noHBand="0" w:noVBand="1" w:val="04A0"/>
-      <w:tblBorders>
-        <w:top w:val="single" w:sz="4" w:space="0" w:color="000000"/>
-        <w:left w:val="single" w:sz="4" w:space="0" w:color="000000"/>
-        <w:bottom w:val="single" w:sz="4" w:space="0" w:color="000000"/>
-        <w:right w:val="single" w:sz="4" w:space="0" w:color="000000"/>
-        <w:insideH w:val="single" w:sz="4" w:space="0" w:color="000000"/>
-        <w:insideV w:val="single" w:sz="4" w:space="0" w:color="000000"/>
-      </w:tblBorders>
-    </w:tblPr>
-    <w:tblGrid>
-      <w:gridCol w:w="3213"/>
-      <w:gridCol w:w="3213"/>
-      <w:gridCol w:w="3213"/>
-    </w:tblGrid>
-    <w:tr>
-      <w:tc>
-        <w:tcPr>
-          <w:tcW w:type="dxa" w:w="2551"/>
-          <w:vAlign w:val="center"/>
-          <w:tcMar>
-            <w:top w:w="40" w:type="dxa"/>
-            <w:bottom w:w="40" w:type="dxa"/>
-            <w:start w:w="80" w:type="dxa"/>
-            <w:end w:w="80" w:type="dxa"/>
-          </w:tcMar>
-        </w:tcPr>
-        <w:p>
-          <w:pPr>
-            <w:jc w:val="left"/>
-          </w:pPr>
-          <w:r>
-            <w:drawing>
-              <wp:inline xmlns:a="http://schemas.openxmlformats.org/drawingml/2006/main" xmlns:pic="http://schemas.openxmlformats.org/drawingml/2006/picture">
-                <wp:extent cx="885785" cy="1404000"/>
-                <wp:docPr id="1" name="Picture 1"/>
-                <wp:cNvGraphicFramePr>
-                  <a:graphicFrameLocks noChangeAspect="1"/>
-                </wp:cNvGraphicFramePr>
-                <a:graphic>
-                  <a:graphicData uri="http://schemas.openxmlformats.org/drawingml/2006/picture">
-                    <pic:pic>
-                      <pic:nvPicPr>
-                        <pic:cNvPr id="0" name="jpk-logo-official.png"/>
-                        <pic:cNvPicPr/>
-                      </pic:nvPicPr>
-                      <pic:blipFill>
-                        <a:blip r:embed="rId1"/>
-                        <a:stretch>
-                          <a:fillRect/>
-                        </a:stretch>
-                      </pic:blipFill>
-                      <pic:spPr>
-                        <a:xfrm>
-                          <a:off x="0" y="0"/>
-                          <a:ext cx="885785" cy="1404000"/>
-                        </a:xfrm>
-                        <a:prstGeom prst="rect"/>
-                      </pic:spPr>
-                    </pic:pic>
-                  </a:graphicData>
-                </a:graphic>
-              </wp:inline>
-            </w:drawing>
-          </w:r>
-        </w:p>
-      </w:tc>
-      <w:tc>
-        <w:tcPr>
-          <w:tcW w:type="dxa" w:w="2268"/>
-          <w:gridSpan w:val="2"/>
-          <w:tcMar>
-            <w:top w:w="40" w:type="dxa"/>
-            <w:bottom w:w="40" w:type="dxa"/>
-            <w:start w:w="80" w:type="dxa"/>
-            <w:end w:w="80" w:type="dxa"/>
-          </w:tcMar>
-          <w:tcMar>
-            <w:top w:w="40" w:type="dxa"/>
-            <w:bottom w:w="40" w:type="dxa"/>
-            <w:start w:w="80" w:type="dxa"/>
-            <w:end w:w="80" w:type="dxa"/>
-          </w:tcMar>
-        </w:tcPr>
-        <w:p>
-          <w:r/>
-          <w:r>
-            <w:rPr>
-              <w:rFonts w:ascii="Arial" w:hAnsi="Arial"/>
-              <w:b/>
-              <w:sz w:val="22"/>
-            </w:rPr>
-            <w:t>JABATAN PEMBANGUNAN KEMAHIRAN</w:t>
-          </w:r>
-        </w:p>
-        <w:p>
-          <w:r>
-            <w:rPr>
-              <w:rFonts w:ascii="Arial" w:hAnsi="Arial"/>
-              <w:b/>
-              <w:sz w:val="22"/>
-            </w:rPr>
-            <w:t>KEMENTERIAN SUMBER MANUSIA</w:t>
-          </w:r>
-        </w:p>
-        <w:p>
-          <w:r>
-            <w:rPr>
-              <w:rFonts w:ascii="Arial" w:hAnsi="Arial"/>
-              <w:b/>
-              <w:sz w:val="22"/>
-            </w:rPr>
-            <w:t>ARAS 7 &amp; 8 BLOK D4, KOMPLEK D</w:t>
-          </w:r>
-        </w:p>
-        <w:p>
-          <w:r>
-            <w:rPr>
-              <w:rFonts w:ascii="Arial" w:hAnsi="Arial"/>
-              <w:b/>
-              <w:sz w:val="22"/>
-            </w:rPr>
-            <w:t>PUSAT PENTADBIRAN KERAJAAN PERSEKUTUAN</w:t>
-          </w:r>
-        </w:p>
-        <w:p>
-          <w:r>
-            <w:rPr>
-              <w:rFonts w:ascii="Arial" w:hAnsi="Arial"/>
-              <w:b/>
-              <w:sz w:val="22"/>
-            </w:rPr>
-            <w:t>62530 PUTRAJAYA</w:t>
-          </w:r>
-        </w:p>
-        <w:p/>
-        <w:p>
-          <w:r>
-            <w:rPr>
-              <w:rFonts w:ascii="Arial" w:hAnsi="Arial"/>
-              <w:b/>
-              <w:sz w:val="40"/>
-            </w:rPr>
-            <w:t>KERTAS PENERANGAN</w:t>
-          </w:r>
-        </w:p>
-        <w:p>
-          <w:r>
-            <w:rPr>
-              <w:rFonts w:ascii="Arial" w:hAnsi="Arial"/>
-              <w:b/>
-              <w:sz w:val="24"/>
-            </w:rPr>
-            <w:t>(</w:t>
-          </w:r>
-          <w:r>
-            <w:rPr>
-              <w:rFonts w:ascii="Arial" w:hAnsi="Arial"/>
-              <w:b/>
-              <w:i/>
-              <w:sz w:val="24"/>
-            </w:rPr>
-            <w:t>INFORMATION SHEET</w:t>
-          </w:r>
-          <w:r>
-            <w:rPr>
-              <w:rFonts w:ascii="Arial" w:hAnsi="Arial"/>
-              <w:b/>
-              <w:sz w:val="24"/>
-            </w:rPr>
-            <w:t>)</w:t>
-          </w:r>
-        </w:p>
-      </w:tc>
-    </w:tr>
-    <w:tr>
-      <w:tc>
-        <w:tcPr>
-          <w:tcW w:type="dxa" w:w="2551"/>
-          <w:tcMar>
-            <w:top w:w="40" w:type="dxa"/>
-            <w:bottom w:w="40" w:type="dxa"/>
-            <w:start w:w="80" w:type="dxa"/>
-            <w:end w:w="80" w:type="dxa"/>
-          </w:tcMar>
-        </w:tcPr>
-        <w:p>
-          <w:r/>
-          <w:r>
-            <w:rPr>
-              <w:rFonts w:ascii="Arial" w:hAnsi="Arial"/>
-              <w:b/>
-              <w:sz w:val="22"/>
-            </w:rPr>
-            <w:t xml:space="preserve">KOD DAN NAMA PROGRAM / </w:t>
-          </w:r>
-          <w:r>
-            <w:rPr>
-              <w:rFonts w:ascii="Arial" w:hAnsi="Arial"/>
-              <w:b/>
-              <w:i/>
-              <w:sz w:val="22"/>
-            </w:rPr>
-            <w:t>PROGRAM'S CODE AND NAME</w:t>
-          </w:r>
-        </w:p>
-      </w:tc>
-      <w:tc>
-        <w:tcPr>
-          <w:tcW w:type="dxa" w:w="2268"/>
-          <w:gridSpan w:val="2"/>
-          <w:tcMar>
-            <w:top w:w="40" w:type="dxa"/>
-            <w:bottom w:w="40" w:type="dxa"/>
-            <w:start w:w="80" w:type="dxa"/>
-            <w:end w:w="80" w:type="dxa"/>
-          </w:tcMar>
-          <w:tcMar>
-            <w:top w:w="40" w:type="dxa"/>
-            <w:bottom w:w="40" w:type="dxa"/>
-            <w:start w:w="80" w:type="dxa"/>
-            <w:end w:w="80" w:type="dxa"/>
-          </w:tcMar>
-        </w:tcPr>
-        <w:p>
-          <w:r/>
-          <w:r>
-            <w:rPr>
-              <w:rFonts w:ascii="Arial" w:hAnsi="Arial"/>
-              <w:b/>
-              <w:i w:val="0"/>
-              <w:sz w:val="22"/>
-            </w:rPr>
-            <w:t>Z-009-1:2015 CORE ABILITIES (untuk program IT-072-3:2012 VIDEO / FILM (EDITING))</w:t>
-          </w:r>
-        </w:p>
-      </w:tc>
-    </w:tr>
-    <w:tr>
-      <w:tc>
-        <w:tcPr>
-          <w:tcW w:type="dxa" w:w="2551"/>
-          <w:tcMar>
-            <w:top w:w="40" w:type="dxa"/>
-            <w:bottom w:w="40" w:type="dxa"/>
-            <w:start w:w="80" w:type="dxa"/>
-            <w:end w:w="80" w:type="dxa"/>
-          </w:tcMar>
-        </w:tcPr>
-        <w:p>
-          <w:r/>
-          <w:r>
-            <w:rPr>
-              <w:rFonts w:ascii="Arial" w:hAnsi="Arial"/>
-              <w:b/>
-              <w:sz w:val="22"/>
-            </w:rPr>
-            <w:t xml:space="preserve">TAHAP / </w:t>
-          </w:r>
-          <w:r>
-            <w:rPr>
-              <w:rFonts w:ascii="Arial" w:hAnsi="Arial"/>
-              <w:b/>
-              <w:i/>
-              <w:sz w:val="22"/>
-            </w:rPr>
-            <w:t>LEVEL</w:t>
-          </w:r>
-        </w:p>
-      </w:tc>
-      <w:tc>
-        <w:tcPr>
-          <w:tcW w:type="dxa" w:w="2268"/>
-          <w:gridSpan w:val="2"/>
-          <w:tcMar>
-            <w:top w:w="40" w:type="dxa"/>
-            <w:bottom w:w="40" w:type="dxa"/>
-            <w:start w:w="80" w:type="dxa"/>
-            <w:end w:w="80" w:type="dxa"/>
-          </w:tcMar>
-          <w:tcMar>
-            <w:top w:w="40" w:type="dxa"/>
-            <w:bottom w:w="40" w:type="dxa"/>
-            <w:start w:w="80" w:type="dxa"/>
-            <w:end w:w="80" w:type="dxa"/>
-          </w:tcMar>
-        </w:tcPr>
-        <w:p>
-          <w:r/>
-          <w:r>
-            <w:rPr>
-              <w:rFonts w:ascii="Arial" w:hAnsi="Arial"/>
-              <w:b/>
-              <w:i w:val="0"/>
-              <w:sz w:val="22"/>
-            </w:rPr>
-            <w:t>1</w:t>
-          </w:r>
-        </w:p>
-      </w:tc>
-    </w:tr>
-    <w:tr>
-      <w:tc>
-        <w:tcPr>
-          <w:tcW w:type="dxa" w:w="2551"/>
-          <w:tcMar>
-            <w:top w:w="40" w:type="dxa"/>
-            <w:bottom w:w="40" w:type="dxa"/>
-            <w:start w:w="80" w:type="dxa"/>
-            <w:end w:w="80" w:type="dxa"/>
-          </w:tcMar>
-        </w:tcPr>
-        <w:p>
-          <w:r/>
-          <w:r>
-            <w:rPr>
-              <w:rFonts w:ascii="Arial" w:hAnsi="Arial"/>
-              <w:b/>
-              <w:sz w:val="22"/>
-            </w:rPr>
-            <w:t xml:space="preserve">NO. DAN TAJUK KEBOLEHAN TERAS / </w:t>
-          </w:r>
-          <w:r>
-            <w:rPr>
-              <w:rFonts w:ascii="Arial" w:hAnsi="Arial"/>
-              <w:b/>
-              <w:i/>
-              <w:sz w:val="22"/>
-            </w:rPr>
-            <w:t>CORE ABILITY NO. AND TITLE</w:t>
-          </w:r>
-        </w:p>
-      </w:tc>
-      <w:tc>
-        <w:tcPr>
-          <w:tcW w:type="dxa" w:w="2268"/>
-          <w:gridSpan w:val="2"/>
-          <w:tcMar>
-            <w:top w:w="40" w:type="dxa"/>
-            <w:bottom w:w="40" w:type="dxa"/>
-            <w:start w:w="80" w:type="dxa"/>
-            <w:end w:w="80" w:type="dxa"/>
-          </w:tcMar>
-          <w:tcMar>
-            <w:top w:w="40" w:type="dxa"/>
-            <w:bottom w:w="40" w:type="dxa"/>
-            <w:start w:w="80" w:type="dxa"/>
-            <w:end w:w="80" w:type="dxa"/>
-          </w:tcMar>
-        </w:tcPr>
-        <w:p>
-          <w:r/>
-          <w:r>
-            <w:rPr>
-              <w:rFonts w:ascii="Arial" w:hAnsi="Arial"/>
-              <w:b/>
-              <w:i w:val="0"/>
-              <w:sz w:val="22"/>
-            </w:rPr>
-            <w:t>CA01 BASIC WORKING COMMUNICATION (KEBOLEHAN KERJA ASAS KOMUNIKASI)</w:t>
-          </w:r>
-        </w:p>
-      </w:tc>
-    </w:tr>
-    <w:tr>
-      <w:tc>
-        <w:tcPr>
-          <w:tcW w:type="dxa" w:w="2551"/>
-          <w:tcMar>
-            <w:top w:w="40" w:type="dxa"/>
-            <w:bottom w:w="40" w:type="dxa"/>
-            <w:start w:w="80" w:type="dxa"/>
-            <w:end w:w="80" w:type="dxa"/>
-          </w:tcMar>
-        </w:tcPr>
-        <w:p>
-          <w:r/>
-          <w:r>
-            <w:rPr>
-              <w:rFonts w:ascii="Arial" w:hAnsi="Arial"/>
-              <w:b/>
-              <w:sz w:val="22"/>
-            </w:rPr>
-            <w:t xml:space="preserve">NO. DAN PENYATAAN KEBOLEHAN / </w:t>
-          </w:r>
-          <w:r>
-            <w:rPr>
-              <w:rFonts w:ascii="Arial" w:hAnsi="Arial"/>
-              <w:b/>
-              <w:i/>
-              <w:sz w:val="22"/>
-            </w:rPr>
-            <w:t>ABILITY NO. AND STATEMENT</w:t>
-          </w:r>
-        </w:p>
-      </w:tc>
-      <w:tc>
-        <w:tcPr>
-          <w:tcW w:type="dxa" w:w="2268"/>
-          <w:gridSpan w:val="2"/>
-          <w:tcMar>
-            <w:top w:w="40" w:type="dxa"/>
-            <w:bottom w:w="40" w:type="dxa"/>
-            <w:start w:w="80" w:type="dxa"/>
-            <w:end w:w="80" w:type="dxa"/>
-          </w:tcMar>
-          <w:tcMar>
-            <w:top w:w="40" w:type="dxa"/>
-            <w:bottom w:w="40" w:type="dxa"/>
-            <w:start w:w="80" w:type="dxa"/>
-            <w:end w:w="80" w:type="dxa"/>
-          </w:tcMar>
-        </w:tcPr>
-        <w:p>
-          <w:r/>
-          <w:r>
-            <w:rPr>
-              <w:rFonts w:ascii="Arial" w:hAnsi="Arial"/>
-              <w:b/>
-              <w:i w:val="0"/>
-              <w:sz w:val="22"/>
-            </w:rPr>
-            <w:t xml:space="preserve">01.03 UNDERSTAND READING MATERIAL </w:t>
-          </w:r>
-          <w:r>
-            <w:rPr>
-              <w:rFonts w:ascii="Arial" w:hAnsi="Arial"/>
-              <w:b/>
-              <w:i/>
-              <w:sz w:val="22"/>
-            </w:rPr>
-            <w:t>(Memahami bahan bacaan)</w:t>
-          </w:r>
-        </w:p>
-      </w:tc>
-    </w:tr>
-    <w:tr>
-      <w:tc>
-        <w:tcPr>
-          <w:tcW w:type="dxa" w:w="2551"/>
-          <w:tcMar>
-            <w:top w:w="40" w:type="dxa"/>
-            <w:bottom w:w="40" w:type="dxa"/>
-            <w:start w:w="80" w:type="dxa"/>
-            <w:end w:w="80" w:type="dxa"/>
-          </w:tcMar>
-        </w:tcPr>
-        <w:p>
-          <w:r/>
-          <w:r>
-            <w:rPr>
-              <w:rFonts w:ascii="Arial" w:hAnsi="Arial"/>
-              <w:b/>
-              <w:sz w:val="22"/>
-            </w:rPr>
-            <w:t xml:space="preserve">NO. KOD / </w:t>
-          </w:r>
-          <w:r>
-            <w:rPr>
-              <w:rFonts w:ascii="Arial" w:hAnsi="Arial"/>
-              <w:b/>
-              <w:i/>
-              <w:sz w:val="22"/>
-            </w:rPr>
-            <w:t>CODE NO.</w:t>
-          </w:r>
-        </w:p>
-      </w:tc>
-      <w:tc>
-        <w:tcPr>
-          <w:tcW w:type="dxa" w:w="4819"/>
-          <w:tcMar>
-            <w:top w:w="40" w:type="dxa"/>
-            <w:bottom w:w="40" w:type="dxa"/>
-            <w:start w:w="80" w:type="dxa"/>
-            <w:end w:w="80" w:type="dxa"/>
-          </w:tcMar>
-        </w:tcPr>
-        <w:p>
-          <w:r/>
-          <w:r>
-            <w:rPr>
-              <w:rFonts w:ascii="Arial" w:hAnsi="Arial"/>
-              <w:b/>
-              <w:i w:val="0"/>
-              <w:sz w:val="22"/>
-            </w:rPr>
-            <w:t>Z-009-1:2015-M01/P(3/3)</w:t>
-          </w:r>
-        </w:p>
-      </w:tc>
-      <w:tc>
-        <w:tcPr>
-          <w:tcW w:type="dxa" w:w="2268"/>
-          <w:tcMar>
-            <w:top w:w="40" w:type="dxa"/>
-            <w:bottom w:w="40" w:type="dxa"/>
-            <w:start w:w="80" w:type="dxa"/>
-            <w:end w:w="80" w:type="dxa"/>
-          </w:tcMar>
-        </w:tcPr>
-        <w:p>
-          <w:r/>
-          <w:r>
-            <w:rPr>
-              <w:rFonts w:ascii="Arial" w:hAnsi="Arial"/>
-              <w:b/>
-              <w:sz w:val="22"/>
-            </w:rPr>
-            <w:t xml:space="preserve">Mukasurat / </w:t>
-          </w:r>
-          <w:r>
-            <w:rPr>
-              <w:rFonts w:ascii="Arial" w:hAnsi="Arial"/>
-              <w:b/>
-              <w:i/>
-              <w:sz w:val="22"/>
-            </w:rPr>
-            <w:t>Page</w:t>
-          </w:r>
-          <w:r>
-            <w:rPr>
-              <w:rFonts w:ascii="Arial" w:hAnsi="Arial"/>
-              <w:b/>
-              <w:sz w:val="22"/>
-            </w:rPr>
-            <w:t xml:space="preserve"> : </w:t>
-          </w:r>
-          <w:r>
-            <w:rPr>
-              <w:rFonts w:ascii="Arial" w:hAnsi="Arial"/>
-              <w:b/>
-              <w:sz w:val="22"/>
-            </w:rPr>
-            <w:fldChar w:fldCharType="begin"/>
-            <w:instrText xml:space="preserve">PAGE</w:instrText>
-            <w:fldChar w:fldCharType="separate"/>
-            <w:t>1</w:t>
-            <w:fldChar w:fldCharType="end"/>
-          </w:r>
-        </w:p>
-        <w:p>
-          <w:r>
-            <w:rPr>
-              <w:rFonts w:ascii="Arial" w:hAnsi="Arial"/>
-              <w:b/>
-              <w:sz w:val="22"/>
-            </w:rPr>
-            <w:t xml:space="preserve">Drpd / </w:t>
-          </w:r>
-          <w:r>
-            <w:rPr>
-              <w:rFonts w:ascii="Arial" w:hAnsi="Arial"/>
-              <w:b/>
-              <w:i/>
-              <w:sz w:val="22"/>
-            </w:rPr>
-            <w:t>of</w:t>
-          </w:r>
-          <w:r>
-            <w:rPr>
-              <w:rFonts w:ascii="Arial" w:hAnsi="Arial"/>
-              <w:b/>
-              <w:sz w:val="22"/>
-            </w:rPr>
-            <w:t xml:space="preserve"> : </w:t>
-          </w:r>
-          <w:r>
-            <w:rPr>
-              <w:rFonts w:ascii="Arial" w:hAnsi="Arial"/>
-              <w:b/>
-              <w:sz w:val="22"/>
-            </w:rPr>
-            <w:fldChar w:fldCharType="begin"/>
-            <w:instrText xml:space="preserve">NUMPAGES</w:instrText>
-            <w:fldChar w:fldCharType="separate"/>
-            <w:t>1</w:t>
-            <w:fldChar w:fldCharType="end"/>
-          </w:r>
-        </w:p>
-      </w:tc>
-    </w:tr>
-    <w:tr>
-      <w:tc>
-        <w:tcPr>
-          <w:tcW w:type="dxa" w:w="2268"/>
-          <w:gridSpan w:val="3"/>
-          <w:tcMar>
-            <w:top w:w="40" w:type="dxa"/>
-            <w:bottom w:w="40" w:type="dxa"/>
-            <w:start w:w="80" w:type="dxa"/>
-            <w:end w:w="80" w:type="dxa"/>
-          </w:tcMar>
-          <w:tcMar>
-            <w:top w:w="40" w:type="dxa"/>
-            <w:bottom w:w="40" w:type="dxa"/>
-            <w:start w:w="80" w:type="dxa"/>
-            <w:end w:w="80" w:type="dxa"/>
-          </w:tcMar>
-          <w:tcMar>
-            <w:top w:w="40" w:type="dxa"/>
-            <w:bottom w:w="40" w:type="dxa"/>
-            <w:start w:w="80" w:type="dxa"/>
-            <w:end w:w="80" w:type="dxa"/>
-          </w:tcMar>
-        </w:tcPr>
-        <w:p>
-          <w:r/>
-        </w:p>
-      </w:tc>
-    </w:tr>
-  </w:tbl>
 </w:hdr>
 </file>
 
